--- a/tests/corpus_v2/docs/cx_sale_0018.docx
+++ b/tests/corpus_v2/docs/cx_sale_0018.docx
@@ -21,7 +21,13 @@
         <w:rPr>
           <w:b/>
         </w:rPr>
-        <w:t xml:space="preserve">№ 31/2023-А</w:t>
+        <w:t xml:space="preserve">№ </w:t>
+      </w:r>
+      <w:r>
+        <w:rPr>
+          <w:b/>
+        </w:rPr>
+        <w:t xml:space="preserve">16/2023-А</w:t>
       </w:r>
     </w:p>
     <w:p/>
@@ -33,7 +39,7 @@
         <w:t xml:space="preserve">     </w:t>
       </w:r>
       <w:r>
-        <w:t xml:space="preserve">«02» июля 2023 г.</w:t>
+        <w:t xml:space="preserve">«02» августа 2023 г.</w:t>
       </w:r>
     </w:p>
     <w:p/>
@@ -90,10 +96,10 @@
         <w:t xml:space="preserve">, именуемый в дальнейшем «Покупатель»</w:t>
       </w:r>
       <w:r>
-        <w:t xml:space="preserve">, с другой стороны, совместно именуемые «Стороны», заключили настоящий </w:t>
-      </w:r>
-      <w:r>
-        <w:t xml:space="preserve">Договор № 56/2025-С</w:t>
+        <w:t xml:space="preserve">, с другой стороны, совместно именуемые «Стороны», заключили настоящий Договор № </w:t>
+      </w:r>
+      <w:r>
+        <w:t xml:space="preserve">67047/906-сс</w:t>
       </w:r>
       <w:r>
         <w:t xml:space="preserve"> (далее — Договор) о нижеследующем:</w:t>
@@ -140,7 +146,13 @@
         <w:t xml:space="preserve">Расчёты производятся через аккредитив, открываемый Покупателем. Сумма аккредитива: </w:t>
       </w:r>
       <w:r>
-        <w:t xml:space="preserve">1 000 000 руб.</w:t>
+        <w:t xml:space="preserve">Семьдесят девять миллионов восемьсот тысяч рублей</w:t>
+      </w:r>
+      <w:r>
+        <w:t xml:space="preserve">, в т.ч. НДС </w:t>
+      </w:r>
+      <w:r>
+        <w:t xml:space="preserve">18%</w:t>
       </w:r>
       <w:r>
         <w:t xml:space="preserve">.</w:t>
@@ -160,7 +172,10 @@
         <w:t xml:space="preserve">2.1. Общая цена Договора: </w:t>
       </w:r>
       <w:r>
-        <w:t xml:space="preserve">1 000 000 рублей</w:t>
+        <w:t xml:space="preserve">70 200 000 руб. 00 копеек</w:t>
+      </w:r>
+      <w:r>
+        <w:t xml:space="preserve">, НДС не облагается</w:t>
       </w:r>
       <w:r>
         <w:t xml:space="preserve">.</w:t>
@@ -171,7 +186,7 @@
         <w:t xml:space="preserve">2.2. Налог: </w:t>
       </w:r>
       <w:r>
-        <w:t xml:space="preserve">0,05% за каждый день просрочки</w:t>
+        <w:t xml:space="preserve">1/150 ключевой ставки ЦБ РФ от стоимости неоплаченных работ</w:t>
       </w:r>
       <w:r>
         <w:t xml:space="preserve">.</w:t>
@@ -182,7 +197,7 @@
         <w:t xml:space="preserve">2.3. Срок оплаты — </w:t>
       </w:r>
       <w:r>
-        <w:t xml:space="preserve">в течение 5 рабочих дней с момента выставления счета</w:t>
+        <w:t xml:space="preserve">не позднее 11.09.2026</w:t>
       </w:r>
       <w:r>
         <w:t xml:space="preserve">.</w:t>
@@ -202,7 +217,7 @@
         <w:t xml:space="preserve">, артикул </w:t>
       </w:r>
       <w:r>
-        <w:t xml:space="preserve">RM-8489-37</w:t>
+        <w:t xml:space="preserve">RM-9611-48</w:t>
       </w:r>
       <w:r>
         <w:t xml:space="preserve">, код </w:t>
@@ -262,16 +277,10 @@
         <w:t xml:space="preserve">. Цена — </w:t>
       </w:r>
       <w:r>
-        <w:t xml:space="preserve">включая НДС </w:t>
-      </w:r>
-      <w:r>
-        <w:t xml:space="preserve">22%</w:t>
-      </w:r>
-      <w:r>
-        <w:t xml:space="preserve"> в размере </w:t>
-      </w:r>
-      <w:r>
-        <w:t xml:space="preserve">82 373 (Восемьдесят две тысячи триста семьдесят три) рубля</w:t>
+        <w:t xml:space="preserve">не более 576 000 (Пятисот семидесяти шести тысяч) рублей 0 коп.</w:t>
+      </w:r>
+      <w:r>
+        <w:t xml:space="preserve">, НДС не облагается, т.к. применяется УСН</w:t>
       </w:r>
       <w:r>
         <w:t xml:space="preserve">.</w:t>
@@ -291,7 +300,7 @@
         <w:t xml:space="preserve">3.1. Место исполнения обязательств: </w:t>
       </w:r>
       <w:r>
-        <w:t xml:space="preserve">141300, г. Сергиев Посад, ул. Тверская, д. 13, кв. 128</w:t>
+        <w:t xml:space="preserve">143400, г. Красногорск, бул. Пушкина, д. 80, кв. 141</w:t>
       </w:r>
       <w:r>
         <w:t xml:space="preserve">.</w:t>
@@ -308,7 +317,7 @@
         <w:t xml:space="preserve"> по телефону </w:t>
       </w:r>
       <w:r>
-        <w:t xml:space="preserve">+7 (846) 153-18-60</w:t>
+        <w:t xml:space="preserve">+7 (495) 928-22-73</w:t>
       </w:r>
       <w:r>
         <w:t xml:space="preserve">.</w:t>
@@ -319,7 +328,7 @@
         <w:t xml:space="preserve">3.3. Срок исполнения обязательств — </w:t>
       </w:r>
       <w:r>
-        <w:t xml:space="preserve">в течение 20 рабочих дней с момента подписания акта</w:t>
+        <w:t xml:space="preserve">в течение 3 (Трёх) месяцев с момента подписания акта</w:t>
       </w:r>
       <w:r>
         <w:t xml:space="preserve">.</w:t>
@@ -350,13 +359,19 @@
         <w:t xml:space="preserve">Размер неустойки за нарушение сроков оплаты: </w:t>
       </w:r>
       <w:r>
-        <w:t xml:space="preserve">0,5% от стоимости</w:t>
+        <w:t xml:space="preserve">1/150 ключевой ставки ЦБ РФ от общей суммы счета</w:t>
+      </w:r>
+      <w:r>
+        <w:t xml:space="preserve">, но не более </w:t>
+      </w:r>
+      <w:r>
+        <w:t xml:space="preserve">15% от цены Договора</w:t>
       </w:r>
       <w:r>
         <w:t xml:space="preserve">. Предельный размер ответственности: </w:t>
       </w:r>
       <w:r>
-        <w:t xml:space="preserve">15% годовых</w:t>
+        <w:t xml:space="preserve">0,2 (двух десятых) процента за каждый день просрочки</w:t>
       </w:r>
       <w:r>
         <w:t xml:space="preserve">.</w:t>
@@ -378,7 +393,7 @@
         <w:t xml:space="preserve">Сторона, для которой создалась невозможность исполнения, обязана уведомить другую Сторону. Срок уведомления — </w:t>
       </w:r>
       <w:r>
-        <w:t xml:space="preserve">45 дней с момента заключения контракта</w:t>
+        <w:t xml:space="preserve">в течение 5 дней с момента поступления денежных средств на расчетный счет</w:t>
       </w:r>
       <w:r>
         <w:t xml:space="preserve">.</w:t>
@@ -392,13 +407,79 @@
         <w:t xml:space="preserve">Все споры и разногласия решаются путём переговоров. Претензионный порядок обязателен, срок ответа на претензию — </w:t>
       </w:r>
       <w:r>
-        <w:t xml:space="preserve">25 рабочих дней с момента поступления денежных средств на расчетный счет</w:t>
-      </w:r>
-      <w:r>
-        <w:t xml:space="preserve">.</w:t>
-      </w:r>
-    </w:p>
-    <w:p/>
+        <w:t xml:space="preserve">в течение четырнадцати календарных дней с момента заключения контракта</w:t>
+      </w:r>
+      <w:r>
+        <w:t xml:space="preserve">.</w:t>
+      </w:r>
+    </w:p>
+    <w:p/>
+    <w:p/>
+    <w:p/>
+    <w:p>
+      <w:r>
+        <w:rPr>
+          <w:b/>
+        </w:rPr>
+        <w:t xml:space="preserve">9. КОНТРОЛЬНЫЕ ВЕЛИЧИНЫ</w:t>
+      </w:r>
+    </w:p>
+    <w:p>
+      <w:r>
+        <w:t xml:space="preserve">9.1. Контрольная запись: </w:t>
+      </w:r>
+      <w:r>
+        <w:rPr>
+          <w:b/>
+        </w:rPr>
+        <w:t xml:space="preserve">1/1</w:t>
+      </w:r>
+      <w:r>
+        <w:t xml:space="preserve">30 ключевой ставки ЦБ РФ от цены Договора</w:t>
+      </w:r>
+      <w:r>
+        <w:t xml:space="preserve">.</w:t>
+      </w:r>
+    </w:p>
+    <w:p>
+      <w:r>
+        <w:t xml:space="preserve">9.2. Контрольная запись: </w:t>
+      </w:r>
+      <w:r>
+        <w:rPr>
+          <w:b/>
+        </w:rPr>
+        <w:t xml:space="preserve">не позднее 28.06.20</w:t>
+      </w:r>
+      <w:r>
+        <w:t xml:space="preserve">25</w:t>
+      </w:r>
+      <w:r>
+        <w:t xml:space="preserve">.</w:t>
+      </w:r>
+    </w:p>
+    <w:p>
+      <w:r>
+        <w:t xml:space="preserve">9.3. Контрольная запись: </w:t>
+      </w:r>
+      <w:r>
+        <w:t xml:space="preserve">68/13</w:t>
+      </w:r>
+      <w:r>
+        <w:t xml:space="preserve">.</w:t>
+      </w:r>
+    </w:p>
+    <w:p>
+      <w:r>
+        <w:t xml:space="preserve">9.4. Контрольная запись: </w:t>
+      </w:r>
+      <w:r>
+        <w:t xml:space="preserve">118 0 02 рубля</w:t>
+      </w:r>
+      <w:r>
+        <w:t xml:space="preserve">.</w:t>
+      </w:r>
+    </w:p>
     <w:p/>
     <w:p/>
     <w:p>
@@ -428,7 +509,7 @@
       </w:r>
       <w:smartTag w:uri="urn:schemas-microsoft-com:office:smarttags" w:element="PersonName">
         <w:r>
-          <w:t xml:space="preserve">Голубев Роман Петрович</w:t>
+          <w:t xml:space="preserve">Михайлов Алексей Дмитриевич</w:t>
         </w:r>
       </w:smartTag>
       <w:r>
@@ -483,7 +564,7 @@
               <w:t xml:space="preserve">Юридический адрес: </w:t>
             </w:r>
             <w:r>
-              <w:t xml:space="preserve">190000, г. Санкт-Петербург, просп. Советская, д. 80, кв. 59</w:t>
+              <w:t xml:space="preserve">603000, г. Нижний Новгород, проезд Кирова, д. 90, кв. 14</w:t>
             </w:r>
           </w:p>
           <w:p>
@@ -491,7 +572,7 @@
               <w:t xml:space="preserve">Почтовый адрес: </w:t>
             </w:r>
             <w:r>
-              <w:t xml:space="preserve">420111, г. Казань, бул. Советская, д. 24, кв. 47</w:t>
+              <w:t xml:space="preserve">170100, г. Тверь, ул. Заречная, д. 72, кв. 100</w:t>
             </w:r>
           </w:p>
           <w:p>
@@ -546,7 +627,7 @@
               <w:t xml:space="preserve">Тел.: </w:t>
             </w:r>
             <w:r>
-              <w:t xml:space="preserve">+7 (846) 473-15-81</w:t>
+              <w:t xml:space="preserve">+7 (495) 734-52-59</w:t>
             </w:r>
           </w:p>
           <w:p>
@@ -554,7 +635,7 @@
               <w:t xml:space="preserve">E-mail: </w:t>
             </w:r>
             <w:r>
-              <w:t xml:space="preserve">kiselev@inbox.ru</w:t>
+              <w:t xml:space="preserve">kiselev@mail.ru</w:t>
             </w:r>
           </w:p>
           <w:p/>
@@ -597,7 +678,7 @@
               <w:t xml:space="preserve">Адрес регистрации: </w:t>
             </w:r>
             <w:r>
-              <w:t xml:space="preserve">190000, г. Санкт-Петербург, пер. Кутузовский, д. 50, кв. 32</w:t>
+              <w:t xml:space="preserve">190000, г. Санкт-Петербург, наб. Советская, д. 38, кв. 147</w:t>
             </w:r>
           </w:p>
           <w:p>
@@ -636,7 +717,7 @@
               <w:t xml:space="preserve">Тел.: </w:t>
             </w:r>
             <w:r>
-              <w:t xml:space="preserve">+7 (495) 138-47-83</w:t>
+              <w:t xml:space="preserve">+7 (499) 662-99-36</w:t>
             </w:r>
           </w:p>
           <w:p>
@@ -644,7 +725,7 @@
               <w:t xml:space="preserve">E-mail: </w:t>
             </w:r>
             <w:r>
-              <w:t xml:space="preserve">sidorov@gmail.com</w:t>
+              <w:t xml:space="preserve">sidorov@mail.ru</w:t>
             </w:r>
           </w:p>
           <w:p/>

--- a/tests/corpus_v2/docs/cx_sale_0018.docx
+++ b/tests/corpus_v2/docs/cx_sale_0018.docx
@@ -463,7 +463,13 @@
         <w:t xml:space="preserve">9.3. Контрольная запись: </w:t>
       </w:r>
       <w:r>
-        <w:t xml:space="preserve">68/13</w:t>
+        <w:rPr>
+          <w:b/>
+        </w:rPr>
+        <w:t xml:space="preserve">6</w:t>
+      </w:r>
+      <w:r>
+        <w:t xml:space="preserve">8/13</w:t>
       </w:r>
       <w:r>
         <w:t xml:space="preserve">.</w:t>

--- a/tests/corpus_v2/docs/cx_sale_0018.docx
+++ b/tests/corpus_v2/docs/cx_sale_0018.docx
@@ -27,19 +27,19 @@
         <w:rPr>
           <w:b/>
         </w:rPr>
-        <w:t xml:space="preserve">16/2023-А</w:t>
-      </w:r>
-    </w:p>
-    <w:p/>
-    <w:p>
-      <w:r>
-        <w:t xml:space="preserve">г. Самара</w:t>
+        <w:t xml:space="preserve">2/14</w:t>
+      </w:r>
+    </w:p>
+    <w:p/>
+    <w:p>
+      <w:r>
+        <w:t xml:space="preserve">г. Одинцово</w:t>
       </w:r>
       <w:r>
         <w:t xml:space="preserve">     </w:t>
       </w:r>
       <w:r>
-        <w:t xml:space="preserve">«02» августа 2023 г.</w:t>
+        <w:t xml:space="preserve">«07» октября 2023 г.</w:t>
       </w:r>
     </w:p>
     <w:p/>
@@ -99,7 +99,7 @@
         <w:t xml:space="preserve">, с другой стороны, совместно именуемые «Стороны», заключили настоящий Договор № </w:t>
       </w:r>
       <w:r>
-        <w:t xml:space="preserve">67047/906-сс</w:t>
+        <w:t xml:space="preserve">67575/153-сс</w:t>
       </w:r>
       <w:r>
         <w:t xml:space="preserve"> (далее — Договор) о нижеследующем:</w:t>
@@ -146,7 +146,7 @@
         <w:t xml:space="preserve">Расчёты производятся через аккредитив, открываемый Покупателем. Сумма аккредитива: </w:t>
       </w:r>
       <w:r>
-        <w:t xml:space="preserve">Семьдесят девять миллионов восемьсот тысяч рублей</w:t>
+        <w:t xml:space="preserve">Сорок пять миллионов пятьсот тысяч рублей</w:t>
       </w:r>
       <w:r>
         <w:t xml:space="preserve">, в т.ч. НДС </w:t>
@@ -466,10 +466,10 @@
         <w:rPr>
           <w:b/>
         </w:rPr>
-        <w:t xml:space="preserve">6</w:t>
-      </w:r>
-      <w:r>
-        <w:t xml:space="preserve">8/13</w:t>
+        <w:t xml:space="preserve">59/20</w:t>
+      </w:r>
+      <w:r>
+        <w:t xml:space="preserve">25-П</w:t>
       </w:r>
       <w:r>
         <w:t xml:space="preserve">.</w:t>

--- a/tests/corpus_v2/docs/cx_sale_0018.docx
+++ b/tests/corpus_v2/docs/cx_sale_0018.docx
@@ -27,19 +27,19 @@
         <w:rPr>
           <w:b/>
         </w:rPr>
-        <w:t xml:space="preserve">2/14</w:t>
-      </w:r>
-    </w:p>
-    <w:p/>
-    <w:p>
-      <w:r>
-        <w:t xml:space="preserve">г. Одинцово</w:t>
+        <w:t xml:space="preserve">5/21</w:t>
+      </w:r>
+    </w:p>
+    <w:p/>
+    <w:p>
+      <w:r>
+        <w:t xml:space="preserve">г. Санкт-Петербург</w:t>
       </w:r>
       <w:r>
         <w:t xml:space="preserve">     </w:t>
       </w:r>
       <w:r>
-        <w:t xml:space="preserve">«07» октября 2023 г.</w:t>
+        <w:t xml:space="preserve">«28» марта 2023 г.</w:t>
       </w:r>
     </w:p>
     <w:p/>
@@ -72,25 +72,25 @@
         <w:t xml:space="preserve">паспорт </w:t>
       </w:r>
       <w:r>
-        <w:t xml:space="preserve">37 17 718343</w:t>
+        <w:t xml:space="preserve">40 01 675146</w:t>
       </w:r>
       <w:r>
         <w:t xml:space="preserve">, выдан </w:t>
       </w:r>
       <w:r>
-        <w:t xml:space="preserve">ТП № 2 ОУФМС России по Московской обл.</w:t>
+        <w:t xml:space="preserve">ГУ МВД России по г. Москве</w:t>
       </w:r>
       <w:r>
         <w:t xml:space="preserve"> </w:t>
       </w:r>
       <w:r>
-        <w:t xml:space="preserve">19.01.2003</w:t>
+        <w:t xml:space="preserve">17.08.2020</w:t>
       </w:r>
       <w:r>
         <w:t xml:space="preserve">, код подразделения </w:t>
       </w:r>
       <w:r>
-        <w:t xml:space="preserve">507-161</w:t>
+        <w:t xml:space="preserve">702-507</w:t>
       </w:r>
       <w:r>
         <w:t xml:space="preserve">, именуемый в дальнейшем «Покупатель»</w:t>
@@ -99,7 +99,7 @@
         <w:t xml:space="preserve">, с другой стороны, совместно именуемые «Стороны», заключили настоящий Договор № </w:t>
       </w:r>
       <w:r>
-        <w:t xml:space="preserve">67575/153-сс</w:t>
+        <w:t xml:space="preserve">87556/033-сс</w:t>
       </w:r>
       <w:r>
         <w:t xml:space="preserve"> (далее — Договор) о нижеследующем:</w:t>
@@ -146,7 +146,7 @@
         <w:t xml:space="preserve">Расчёты производятся через аккредитив, открываемый Покупателем. Сумма аккредитива: </w:t>
       </w:r>
       <w:r>
-        <w:t xml:space="preserve">Сорок пять миллионов пятьсот тысяч рублей</w:t>
+        <w:t xml:space="preserve">Восемь миллионов триста восемьдесят тысяч рублей</w:t>
       </w:r>
       <w:r>
         <w:t xml:space="preserve">, в т.ч. НДС </w:t>
@@ -172,7 +172,7 @@
         <w:t xml:space="preserve">2.1. Общая цена Договора: </w:t>
       </w:r>
       <w:r>
-        <w:t xml:space="preserve">70 200 000 руб. 00 копеек</w:t>
+        <w:t xml:space="preserve">1 620 000 руб. 50 копеек</w:t>
       </w:r>
       <w:r>
         <w:t xml:space="preserve">, НДС не облагается</w:t>
@@ -197,7 +197,7 @@
         <w:t xml:space="preserve">2.3. Срок оплаты — </w:t>
       </w:r>
       <w:r>
-        <w:t xml:space="preserve">не позднее 11.09.2026</w:t>
+        <w:t xml:space="preserve">не позднее 22.11.2026</w:t>
       </w:r>
       <w:r>
         <w:t xml:space="preserve">.</w:t>
@@ -217,7 +217,7 @@
         <w:t xml:space="preserve">, артикул </w:t>
       </w:r>
       <w:r>
-        <w:t xml:space="preserve">RM-9611-48</w:t>
+        <w:t xml:space="preserve">RM-6273-81</w:t>
       </w:r>
       <w:r>
         <w:t xml:space="preserve">, код </w:t>
@@ -274,10 +274,16 @@
         <w:t xml:space="preserve">МКАС при ТПП РФ</w:t>
       </w:r>
       <w:r>
+        <w:t xml:space="preserve">. Товар отгружается с сопроводительным документом паспорт качества № </w:t>
+      </w:r>
+      <w:r>
+        <w:t xml:space="preserve">48 17 843445</w:t>
+      </w:r>
+      <w:r>
         <w:t xml:space="preserve">. Цена — </w:t>
       </w:r>
       <w:r>
-        <w:t xml:space="preserve">не более 576 000 (Пятисот семидесяти шести тысяч) рублей 0 коп.</w:t>
+        <w:t xml:space="preserve">не более 31 500 000 (Тридцати одного миллиона пятисот тысяч) рублей 0 коп.</w:t>
       </w:r>
       <w:r>
         <w:t xml:space="preserve">, НДС не облагается, т.к. применяется УСН</w:t>
@@ -300,7 +306,7 @@
         <w:t xml:space="preserve">3.1. Место исполнения обязательств: </w:t>
       </w:r>
       <w:r>
-        <w:t xml:space="preserve">143400, г. Красногорск, бул. Пушкина, д. 80, кв. 141</w:t>
+        <w:t xml:space="preserve">344002, г. Ростов-на-Дону, бул. Пушкина, д. 80, кв. 141</w:t>
       </w:r>
       <w:r>
         <w:t xml:space="preserve">.</w:t>
@@ -676,7 +682,7 @@
               <w:t xml:space="preserve">Дата рождения: </w:t>
             </w:r>
             <w:r>
-              <w:t xml:space="preserve">21.05.1977</w:t>
+              <w:t xml:space="preserve">14.11.1989</w:t>
             </w:r>
           </w:p>
           <w:p>
@@ -692,16 +698,16 @@
               <w:t xml:space="preserve">Паспорт </w:t>
             </w:r>
             <w:r>
-              <w:t xml:space="preserve">37 17 718343</w:t>
-            </w:r>
-            <w:r>
-              <w:t xml:space="preserve">, выдан ТП № 2 ОУФМС России по Московской обл. 19.01.2003</w:t>
+              <w:t xml:space="preserve">40 01 675146</w:t>
+            </w:r>
+            <w:r>
+              <w:t xml:space="preserve">, выдан ГУ МВД России по г. Москве 17.08.2020</w:t>
             </w:r>
             <w:r>
               <w:t xml:space="preserve">, код подразделения </w:t>
             </w:r>
             <w:r>
-              <w:t xml:space="preserve">507-161</w:t>
+              <w:t xml:space="preserve">702-507</w:t>
             </w:r>
           </w:p>
           <w:p>
@@ -709,13 +715,13 @@
               <w:t xml:space="preserve">СНИЛС </w:t>
             </w:r>
             <w:r>
-              <w:t xml:space="preserve">846-601-127 99</w:t>
+              <w:t xml:space="preserve">660-112-748 57</w:t>
             </w:r>
             <w:r>
               <w:t xml:space="preserve"> ИНН </w:t>
             </w:r>
             <w:r>
-              <w:t xml:space="preserve">408093816517</w:t>
+              <w:t xml:space="preserve">809381658482</w:t>
             </w:r>
           </w:p>
           <w:p>

--- a/tests/corpus_v2/docs/cx_sale_0018.docx
+++ b/tests/corpus_v2/docs/cx_sale_0018.docx
@@ -280,10 +280,46 @@
         <w:t xml:space="preserve">48 17 843445</w:t>
       </w:r>
       <w:r>
+        <w:t xml:space="preserve">. К партии приложен паспорт изделия № </w:t>
+      </w:r>
+      <w:r>
+        <w:t xml:space="preserve">39 18 134153</w:t>
+      </w:r>
+      <w:r>
+        <w:t xml:space="preserve">. Оборудование поставляется с паспортом транспортного средства № </w:t>
+      </w:r>
+      <w:r>
+        <w:t xml:space="preserve">59 25 778224</w:t>
+      </w:r>
+      <w:r>
+        <w:t xml:space="preserve">. Приёмка производится согласно техническому паспорту </w:t>
+      </w:r>
+      <w:r>
+        <w:t xml:space="preserve">28 16 887779</w:t>
+      </w:r>
+      <w:r>
+        <w:t xml:space="preserve">. СНИЛС не указан, номер заказа </w:t>
+      </w:r>
+      <w:r>
+        <w:t xml:space="preserve">636-931-561 07</w:t>
+      </w:r>
+      <w:r>
+        <w:t xml:space="preserve">. Дата рождения не проставлена, документ выдан </w:t>
+      </w:r>
+      <w:r>
+        <w:t xml:space="preserve">26.02.2022</w:t>
+      </w:r>
+      <w:r>
+        <w:t xml:space="preserve">. Код подразделения, см. артикул </w:t>
+      </w:r>
+      <w:r>
+        <w:t xml:space="preserve">697-054</w:t>
+      </w:r>
+      <w:r>
         <w:t xml:space="preserve">. Цена — </w:t>
       </w:r>
       <w:r>
-        <w:t xml:space="preserve">не более 31 500 000 (Тридцати одного миллиона пятисот тысяч) рублей 0 коп.</w:t>
+        <w:t xml:space="preserve">не более 760 000 (Семисот шестидесяти тысяч) рублей 5 коп.</w:t>
       </w:r>
       <w:r>
         <w:t xml:space="preserve">, НДС не облагается, т.к. применяется УСН</w:t>
@@ -306,7 +342,7 @@
         <w:t xml:space="preserve">3.1. Место исполнения обязательств: </w:t>
       </w:r>
       <w:r>
-        <w:t xml:space="preserve">344002, г. Ростов-на-Дону, бул. Пушкина, д. 80, кв. 141</w:t>
+        <w:t xml:space="preserve">190000, г. Санкт-Петербург, просп. Победы, д. 48, кв. 43</w:t>
       </w:r>
       <w:r>
         <w:t xml:space="preserve">.</w:t>
@@ -323,7 +359,7 @@
         <w:t xml:space="preserve"> по телефону </w:t>
       </w:r>
       <w:r>
-        <w:t xml:space="preserve">+7 (495) 928-22-73</w:t>
+        <w:t xml:space="preserve">+7 (843) 851-22-23</w:t>
       </w:r>
       <w:r>
         <w:t xml:space="preserve">.</w:t>
@@ -334,7 +370,7 @@
         <w:t xml:space="preserve">3.3. Срок исполнения обязательств — </w:t>
       </w:r>
       <w:r>
-        <w:t xml:space="preserve">в течение 3 (Трёх) месяцев с момента подписания акта</w:t>
+        <w:t xml:space="preserve">в течение 6 (Шести) месяцев с момента подписания акта</w:t>
       </w:r>
       <w:r>
         <w:t xml:space="preserve">.</w:t>
@@ -371,7 +407,7 @@
         <w:t xml:space="preserve">, но не более </w:t>
       </w:r>
       <w:r>
-        <w:t xml:space="preserve">15% от цены Договора</w:t>
+        <w:t xml:space="preserve">18% от цены Договора</w:t>
       </w:r>
       <w:r>
         <w:t xml:space="preserve">. Предельный размер ответственности: </w:t>
@@ -399,7 +435,7 @@
         <w:t xml:space="preserve">Сторона, для которой создалась невозможность исполнения, обязана уведомить другую Сторону. Срок уведомления — </w:t>
       </w:r>
       <w:r>
-        <w:t xml:space="preserve">в течение 5 дней с момента поступления денежных средств на расчетный счет</w:t>
+        <w:t xml:space="preserve">в течение 10 дней с момента поступления денежных средств на расчетный счет</w:t>
       </w:r>
       <w:r>
         <w:t xml:space="preserve">.</w:t>
@@ -455,10 +491,10 @@
         <w:rPr>
           <w:b/>
         </w:rPr>
-        <w:t xml:space="preserve">не позднее 28.06.20</w:t>
-      </w:r>
-      <w:r>
-        <w:t xml:space="preserve">25</w:t>
+        <w:t xml:space="preserve">в течение 6</w:t>
+      </w:r>
+      <w:r>
+        <w:t xml:space="preserve">0 (Шестидесяти) дней с момента подписания акта</w:t>
       </w:r>
       <w:r>
         <w:t xml:space="preserve">.</w:t>
@@ -472,7 +508,7 @@
         <w:rPr>
           <w:b/>
         </w:rPr>
-        <w:t xml:space="preserve">59/20</w:t>
+        <w:t xml:space="preserve">29/20</w:t>
       </w:r>
       <w:r>
         <w:t xml:space="preserve">25-П</w:t>
@@ -486,7 +522,7 @@
         <w:t xml:space="preserve">9.4. Контрольная запись: </w:t>
       </w:r>
       <w:r>
-        <w:t xml:space="preserve">118 0 02 рубля</w:t>
+        <w:t xml:space="preserve">474 0 02 рубля</w:t>
       </w:r>
       <w:r>
         <w:t xml:space="preserve">.</w:t>
@@ -521,7 +557,7 @@
       </w:r>
       <w:smartTag w:uri="urn:schemas-microsoft-com:office:smarttags" w:element="PersonName">
         <w:r>
-          <w:t xml:space="preserve">Михайлов Алексей Дмитриевич</w:t>
+          <w:t xml:space="preserve">Киселёв Роман Николаевич</w:t>
         </w:r>
       </w:smartTag>
       <w:r>
@@ -576,15 +612,7 @@
               <w:t xml:space="preserve">Юридический адрес: </w:t>
             </w:r>
             <w:r>
-              <w:t xml:space="preserve">603000, г. Нижний Новгород, проезд Кирова, д. 90, кв. 14</w:t>
-            </w:r>
-          </w:p>
-          <w:p>
-            <w:r>
-              <w:t xml:space="preserve">Почтовый адрес: </w:t>
-            </w:r>
-            <w:r>
-              <w:t xml:space="preserve">170100, г. Тверь, ул. Заречная, д. 72, кв. 100</w:t>
+              <w:t xml:space="preserve">101000, г. Москва, бул. Тверская, д. 13, кв. 159</w:t>
             </w:r>
           </w:p>
           <w:p>
@@ -639,7 +667,7 @@
               <w:t xml:space="preserve">Тел.: </w:t>
             </w:r>
             <w:r>
-              <w:t xml:space="preserve">+7 (495) 734-52-59</w:t>
+              <w:t xml:space="preserve">+7 (812) 493-25-25</w:t>
             </w:r>
           </w:p>
           <w:p>
@@ -647,7 +675,7 @@
               <w:t xml:space="preserve">E-mail: </w:t>
             </w:r>
             <w:r>
-              <w:t xml:space="preserve">kiselev@mail.ru</w:t>
+              <w:t xml:space="preserve">kiselev@romashka.ru</w:t>
             </w:r>
           </w:p>
           <w:p/>
@@ -690,7 +718,7 @@
               <w:t xml:space="preserve">Адрес регистрации: </w:t>
             </w:r>
             <w:r>
-              <w:t xml:space="preserve">190000, г. Санкт-Петербург, наб. Советская, д. 38, кв. 147</w:t>
+              <w:t xml:space="preserve">394000, г. Воронеж, ш. Октябрьская, д. 28, кв. 141</w:t>
             </w:r>
           </w:p>
           <w:p>
@@ -729,7 +757,7 @@
               <w:t xml:space="preserve">Тел.: </w:t>
             </w:r>
             <w:r>
-              <w:t xml:space="preserve">+7 (499) 662-99-36</w:t>
+              <w:t xml:space="preserve">+7 (846) 308-20-21</w:t>
             </w:r>
           </w:p>
           <w:p>
@@ -737,7 +765,7 @@
               <w:t xml:space="preserve">E-mail: </w:t>
             </w:r>
             <w:r>
-              <w:t xml:space="preserve">sidorov@mail.ru</w:t>
+              <w:t xml:space="preserve">sidorov@bk.ru</w:t>
             </w:r>
           </w:p>
           <w:p/>

--- a/tests/corpus_v2/docs/cx_sale_0018.docx
+++ b/tests/corpus_v2/docs/cx_sale_0018.docx
@@ -328,251 +328,120 @@
         <w:t xml:space="preserve">.</w:t>
       </w:r>
     </w:p>
-    <w:p/>
-    <w:p>
-      <w:r>
-        <w:rPr>
-          <w:b/>
-        </w:rPr>
-        <w:t xml:space="preserve">3. МЕСТО И СРОКИ ИСПОЛНЕНИЯ</w:t>
-      </w:r>
-    </w:p>
-    <w:p>
-      <w:r>
-        <w:t xml:space="preserve">3.1. Место исполнения обязательств: </w:t>
-      </w:r>
-      <w:r>
-        <w:t xml:space="preserve">190000, г. Санкт-Петербург, просп. Победы, д. 48, кв. 43</w:t>
-      </w:r>
-      <w:r>
-        <w:t xml:space="preserve">.</w:t>
-      </w:r>
-    </w:p>
-    <w:p>
-      <w:r>
-        <w:t xml:space="preserve">3.2. Уведомления направляются </w:t>
-      </w:r>
-      <w:r>
-        <w:t xml:space="preserve">Сидорову Роману Егоровичу</w:t>
-      </w:r>
-      <w:r>
-        <w:t xml:space="preserve"> по телефону </w:t>
-      </w:r>
-      <w:r>
-        <w:t xml:space="preserve">+7 (843) 851-22-23</w:t>
-      </w:r>
-      <w:r>
-        <w:t xml:space="preserve">.</w:t>
-      </w:r>
-    </w:p>
-    <w:p>
-      <w:r>
-        <w:t xml:space="preserve">3.3. Срок исполнения обязательств — </w:t>
-      </w:r>
-      <w:r>
-        <w:t xml:space="preserve">в течение 6 (Шести) месяцев с момента подписания акта</w:t>
-      </w:r>
-      <w:r>
-        <w:t xml:space="preserve">.</w:t>
-      </w:r>
-    </w:p>
-    <w:p/>
-    <w:p>
-      <w:r>
-        <w:rPr>
-          <w:b/>
-        </w:rPr>
-        <w:t xml:space="preserve">4. ПРОЧИЕ УСЛОВИЯ</w:t>
-      </w:r>
-    </w:p>
-    <w:p>
-      <w:r>
-        <w:t xml:space="preserve">4.1. </w:t>
-      </w:r>
-      <w:r>
-        <w:t xml:space="preserve">Стороны несут ответственность за неисполнение или ненадлежащее исполнение обязательств в соответствии с законодательством Российской Федерации.</w:t>
-      </w:r>
-    </w:p>
-    <w:p>
-      <w:r>
-        <w:t xml:space="preserve">4.2. </w:t>
-      </w:r>
-      <w:r>
-        <w:t xml:space="preserve">Размер неустойки за нарушение сроков оплаты: </w:t>
-      </w:r>
-      <w:r>
-        <w:t xml:space="preserve">1/150 ключевой ставки ЦБ РФ от общей суммы счета</w:t>
-      </w:r>
-      <w:r>
-        <w:t xml:space="preserve">, но не более </w:t>
-      </w:r>
-      <w:r>
-        <w:t xml:space="preserve">18% от цены Договора</w:t>
-      </w:r>
-      <w:r>
-        <w:t xml:space="preserve">. Предельный размер ответственности: </w:t>
-      </w:r>
-      <w:r>
-        <w:t xml:space="preserve">0,2 (двух десятых) процента за каждый день просрочки</w:t>
-      </w:r>
-      <w:r>
-        <w:t xml:space="preserve">.</w:t>
-      </w:r>
-    </w:p>
-    <w:p>
-      <w:r>
-        <w:t xml:space="preserve">4.3. </w:t>
-      </w:r>
-      <w:r>
-        <w:t xml:space="preserve">Стороны освобождаются от ответственности при наступлении обстоятельств непреодолимой силы, если они прямо повлияли на исполнение обязательств.</w:t>
-      </w:r>
-    </w:p>
-    <w:p>
-      <w:r>
-        <w:t xml:space="preserve">4.4. </w:t>
-      </w:r>
-      <w:r>
-        <w:t xml:space="preserve">Сторона, для которой создалась невозможность исполнения, обязана уведомить другую Сторону. Срок уведомления — </w:t>
-      </w:r>
-      <w:r>
-        <w:t xml:space="preserve">в течение 10 дней с момента поступления денежных средств на расчетный счет</w:t>
-      </w:r>
-      <w:r>
-        <w:t xml:space="preserve">.</w:t>
-      </w:r>
-    </w:p>
-    <w:p>
-      <w:r>
-        <w:t xml:space="preserve">4.5. </w:t>
-      </w:r>
-      <w:r>
-        <w:t xml:space="preserve">Все споры и разногласия решаются путём переговоров. Претензионный порядок обязателен, срок ответа на претензию — </w:t>
-      </w:r>
-      <w:r>
-        <w:t xml:space="preserve">в течение четырнадцати календарных дней с момента заключения контракта</w:t>
-      </w:r>
-      <w:r>
-        <w:t xml:space="preserve">.</w:t>
-      </w:r>
-    </w:p>
-    <w:p/>
-    <w:p/>
-    <w:p/>
-    <w:p>
-      <w:r>
-        <w:rPr>
-          <w:b/>
-        </w:rPr>
-        <w:t xml:space="preserve">9. КОНТРОЛЬНЫЕ ВЕЛИЧИНЫ</w:t>
-      </w:r>
-    </w:p>
-    <w:p>
-      <w:r>
-        <w:t xml:space="preserve">9.1. Контрольная запись: </w:t>
-      </w:r>
-      <w:r>
-        <w:rPr>
-          <w:b/>
-        </w:rPr>
-        <w:t xml:space="preserve">1/1</w:t>
-      </w:r>
-      <w:r>
-        <w:t xml:space="preserve">30 ключевой ставки ЦБ РФ от цены Договора</w:t>
-      </w:r>
-      <w:r>
-        <w:t xml:space="preserve">.</w:t>
-      </w:r>
-    </w:p>
-    <w:p>
-      <w:r>
-        <w:t xml:space="preserve">9.2. Контрольная запись: </w:t>
-      </w:r>
-      <w:r>
-        <w:rPr>
-          <w:b/>
-        </w:rPr>
-        <w:t xml:space="preserve">в течение 6</w:t>
-      </w:r>
-      <w:r>
-        <w:t xml:space="preserve">0 (Шестидесяти) дней с момента подписания акта</w:t>
-      </w:r>
-      <w:r>
-        <w:t xml:space="preserve">.</w:t>
-      </w:r>
-    </w:p>
-    <w:p>
-      <w:r>
-        <w:t xml:space="preserve">9.3. Контрольная запись: </w:t>
-      </w:r>
-      <w:r>
-        <w:rPr>
-          <w:b/>
-        </w:rPr>
-        <w:t xml:space="preserve">29/20</w:t>
-      </w:r>
-      <w:r>
-        <w:t xml:space="preserve">25-П</w:t>
-      </w:r>
-      <w:r>
-        <w:t xml:space="preserve">.</w:t>
-      </w:r>
-    </w:p>
-    <w:p>
-      <w:r>
-        <w:t xml:space="preserve">9.4. Контрольная запись: </w:t>
-      </w:r>
-      <w:r>
-        <w:t xml:space="preserve">474 0 02 рубля</w:t>
-      </w:r>
-      <w:r>
-        <w:t xml:space="preserve">.</w:t>
-      </w:r>
-    </w:p>
-    <w:p/>
-    <w:p/>
-    <w:p>
-      <w:r>
-        <w:rPr>
-          <w:b/>
-        </w:rPr>
-        <w:t xml:space="preserve">11. УСЛОВИЯ, ОФОРМЛЕННЫЕ СРЕДСТВАМИ РЕДАКТОРА</w:t>
-      </w:r>
-    </w:p>
-    <w:p>
-      <w:r>
-        <w:t xml:space="preserve">11.1. Прежняя редакция пункта: </w:t>
-      </w:r>
-      <w:del w:id="1" w:author="Юрист" w:date="2024-01-01T00:00:00Z">
-        <w:r>
-          <w:delText xml:space="preserve">1 234 567 (Один миллион двести тридцать четыре тысячи пятьсот шестьдесят семь) рублей 13 копеек</w:delText>
-        </w:r>
-      </w:del>
-      <w:r>
-        <w:t xml:space="preserve">утратила силу.</w:t>
-      </w:r>
-    </w:p>
-    <w:p>
-      <w:r>
-        <w:t xml:space="preserve">11.2. Ответственный (умный тег): </w:t>
-      </w:r>
-      <w:smartTag w:uri="urn:schemas-microsoft-com:office:smarttags" w:element="PersonName">
-        <w:r>
-          <w:t xml:space="preserve">Киселёв Роман Николаевич</w:t>
-        </w:r>
-      </w:smartTag>
-      <w:r>
-        <w:t xml:space="preserve">.</w:t>
-      </w:r>
-    </w:p>
-    <w:p>
-      <w:r>
-        <w:rPr>
-          <w:b/>
-        </w:rPr>
-        <w:t xml:space="preserve">РЕКВИЗИТЫ И ПОДПИСИ СТОРОН</w:t>
-      </w:r>
-    </w:p>
-    <w:p/>
+    <w:p>
+      <w:r>
+        <w:t xml:space="preserve">2.5. </w:t>
+      </w:r>
+      <w:r>
+        <w:t xml:space="preserve">Товар маркирован штрихкодом </w:t>
+      </w:r>
+      <w:r>
+        <w:t xml:space="preserve">4608912134801</w:t>
+      </w:r>
+      <w:r>
+        <w:t xml:space="preserve">. Код контрагента по ОКПО — </w:t>
+      </w:r>
+      <w:r>
+        <w:t xml:space="preserve">7163785096</w:t>
+      </w:r>
+      <w:r>
+        <w:t xml:space="preserve">. Оборудование учтено под инвентарным номером </w:t>
+      </w:r>
+      <w:r>
+        <w:t xml:space="preserve">042267483</w:t>
+      </w:r>
+      <w:r>
+        <w:t xml:space="preserve">, складской позиции присвоен номер </w:t>
+      </w:r>
+      <w:r>
+        <w:t xml:space="preserve">907525246</w:t>
+      </w:r>
+      <w:r>
+        <w:t xml:space="preserve">.</w:t>
+      </w:r>
+    </w:p>
+    <w:p>
+      <w:r>
+        <w:t xml:space="preserve">2.6. </w:t>
+      </w:r>
+      <w:r>
+        <w:t xml:space="preserve">Оплата по счёту-фактуре на КБК </w:t>
+      </w:r>
+      <w:r>
+        <w:t xml:space="preserve">18210101011011000157</w:t>
+      </w:r>
+      <w:r>
+        <w:t xml:space="preserve">. ИНН не присвоен, регистрационный № </w:t>
+      </w:r>
+      <w:r>
+        <w:t xml:space="preserve">3725092430</w:t>
+      </w:r>
+      <w:r>
+        <w:t xml:space="preserve">. ИНН не присвоен, платёжный документ № </w:t>
+      </w:r>
+      <w:r>
+        <w:t xml:space="preserve">805116588635</w:t>
+      </w:r>
+      <w:r>
+        <w:t xml:space="preserve">. Заказчик действует в лице </w:t>
+      </w:r>
+      <w:r>
+        <w:t xml:space="preserve">уполномоченного представителя</w:t>
+      </w:r>
+      <w:r>
+        <w:t xml:space="preserve">, назначаемого приказом.</w:t>
+      </w:r>
+    </w:p>
+    <w:p>
+      <w:r>
+        <w:t xml:space="preserve">2.7. </w:t>
+      </w:r>
+      <w:r>
+        <w:t xml:space="preserve">Массовая доля влаги в товаре — </w:t>
+      </w:r>
+      <w:r>
+        <w:t xml:space="preserve">не более 9 %</w:t>
+      </w:r>
+      <w:r>
+        <w:t xml:space="preserve">. Товар подлежит хранению </w:t>
+      </w:r>
+      <w:r>
+        <w:t xml:space="preserve">в течение 12 часов</w:t>
+      </w:r>
+      <w:r>
+        <w:t xml:space="preserve"> при температуре не выше +4 °C. Срок исковой давности по требованиям, вытекающим из Договора, составляет </w:t>
+      </w:r>
+      <w:r>
+        <w:t xml:space="preserve">в течение трёх лет</w:t>
+      </w:r>
+      <w:r>
+        <w:t xml:space="preserve">, как установлено статьёй 196 Гражданского кодекса Российской Федерации. Обработка данных ведётся согласно Федеральному закону от 27.07.2006 № 152-ФЗ </w:t>
+      </w:r>
+      <w:r>
+        <w:t xml:space="preserve">«О персональных данных»</w:t>
+      </w:r>
+      <w:r>
+        <w:t xml:space="preserve">. Товар поставляется под маркой </w:t>
+      </w:r>
+      <w:r>
+        <w:t xml:space="preserve">«Стандарт»</w:t>
+      </w:r>
+      <w:r>
+        <w:t xml:space="preserve">. Влажность определяется </w:t>
+      </w:r>
+      <w:r>
+        <w:t xml:space="preserve">по методу Кьельдаля</w:t>
+      </w:r>
+      <w:r>
+        <w:t xml:space="preserve">. Споры передаются на рассмотрение в Арбитражный суд </w:t>
+      </w:r>
+      <w:r>
+        <w:t xml:space="preserve">города Москвы</w:t>
+      </w:r>
+      <w:r>
+        <w:t xml:space="preserve">.</w:t>
+      </w:r>
+    </w:p>
     <w:tbl>
       <w:tblPr>
         <w:tblW w:w="9360" w:type="dxa"/>
@@ -596,95 +465,7 @@
           </w:tcPr>
           <w:p>
             <w:r>
-              <w:rPr>
-                <w:b/>
-              </w:rPr>
-              <w:t xml:space="preserve">Продавец:</w:t>
-            </w:r>
-          </w:p>
-          <w:p>
-            <w:r>
-              <w:t xml:space="preserve">ПАО «Ромашка-Плюс»</w:t>
-            </w:r>
-          </w:p>
-          <w:p>
-            <w:r>
-              <w:t xml:space="preserve">Юридический адрес: </w:t>
-            </w:r>
-            <w:r>
-              <w:t xml:space="preserve">101000, г. Москва, бул. Тверская, д. 13, кв. 159</w:t>
-            </w:r>
-          </w:p>
-          <w:p>
-            <w:r>
-              <w:t xml:space="preserve">ИНН </w:t>
-            </w:r>
-            <w:r>
-              <w:t xml:space="preserve">4144047864</w:t>
-            </w:r>
-            <w:r>
-              <w:t xml:space="preserve"> КПП </w:t>
-            </w:r>
-            <w:r>
-              <w:t xml:space="preserve">886075350</w:t>
-            </w:r>
-          </w:p>
-          <w:p>
-            <w:r>
-              <w:t xml:space="preserve">ОГРН </w:t>
-            </w:r>
-            <w:r>
-              <w:t xml:space="preserve">1488717174725</w:t>
-            </w:r>
-          </w:p>
-          <w:p>
-            <w:r>
-              <w:t xml:space="preserve">р/с </w:t>
-            </w:r>
-            <w:r>
-              <w:t xml:space="preserve">40702810581273429226</w:t>
-            </w:r>
-            <w:r>
-              <w:t xml:space="preserve"> в Филиал «Центральный» ПАО «Совкомбанк»</w:t>
-            </w:r>
-          </w:p>
-          <w:p>
-            <w:r>
-              <w:t xml:space="preserve">к/с </w:t>
-            </w:r>
-            <w:r>
-              <w:t xml:space="preserve">30101810445250000360</w:t>
-            </w:r>
-            <w:r>
-              <w:t xml:space="preserve"> БИК </w:t>
-            </w:r>
-            <w:r>
-              <w:t xml:space="preserve">044525360</w:t>
-            </w:r>
-          </w:p>
-          <w:p>
-            <w:r>
-              <w:t xml:space="preserve">Тел.: </w:t>
-            </w:r>
-            <w:r>
-              <w:t xml:space="preserve">+7 (812) 493-25-25</w:t>
-            </w:r>
-          </w:p>
-          <w:p>
-            <w:r>
-              <w:t xml:space="preserve">E-mail: </w:t>
-            </w:r>
-            <w:r>
-              <w:t xml:space="preserve">kiselev@romashka.ru</w:t>
-            </w:r>
-          </w:p>
-          <w:p/>
-          <w:p>
-            <w:r>
-              <w:t xml:space="preserve">Директор ______________ </w:t>
-            </w:r>
-            <w:r>
-              <w:t xml:space="preserve">П. Н. Киселёв</w:t>
+              <w:t xml:space="preserve">8</w:t>
             </w:r>
           </w:p>
         </w:tc>
@@ -694,6 +475,378 @@
           </w:tcPr>
           <w:p>
             <w:r>
+              <w:t xml:space="preserve">0264674489</w:t>
+            </w:r>
+          </w:p>
+        </w:tc>
+      </w:tr>
+    </w:tbl>
+    <w:p/>
+    <w:p>
+      <w:r>
+        <w:rPr>
+          <w:b/>
+        </w:rPr>
+        <w:t xml:space="preserve">3. МЕСТО И СРОКИ ИСПОЛНЕНИЯ</w:t>
+      </w:r>
+    </w:p>
+    <w:p>
+      <w:r>
+        <w:t xml:space="preserve">3.1. Место исполнения обязательств: </w:t>
+      </w:r>
+      <w:r>
+        <w:t xml:space="preserve">443010, г. Самара, пер. Кирова, д. 71, кв. 57</w:t>
+      </w:r>
+      <w:r>
+        <w:t xml:space="preserve">.</w:t>
+      </w:r>
+    </w:p>
+    <w:p>
+      <w:r>
+        <w:t xml:space="preserve">3.2. Уведомления направляются </w:t>
+      </w:r>
+      <w:r>
+        <w:t xml:space="preserve">Сидорову Роману Егоровичу</w:t>
+      </w:r>
+      <w:r>
+        <w:t xml:space="preserve"> по телефону </w:t>
+      </w:r>
+      <w:r>
+        <w:t xml:space="preserve">+7 (846) 154-68-33</w:t>
+      </w:r>
+      <w:r>
+        <w:t xml:space="preserve">.</w:t>
+      </w:r>
+    </w:p>
+    <w:p>
+      <w:r>
+        <w:t xml:space="preserve">3.3. Срок исполнения обязательств — </w:t>
+      </w:r>
+      <w:r>
+        <w:t xml:space="preserve">в течение 12 (Двенадцати) месяцев с момента подписания акта</w:t>
+      </w:r>
+      <w:r>
+        <w:t xml:space="preserve">.</w:t>
+      </w:r>
+    </w:p>
+    <w:p/>
+    <w:p>
+      <w:r>
+        <w:rPr>
+          <w:b/>
+        </w:rPr>
+        <w:t xml:space="preserve">4. ПРОЧИЕ УСЛОВИЯ</w:t>
+      </w:r>
+    </w:p>
+    <w:p>
+      <w:r>
+        <w:t xml:space="preserve">4.1. </w:t>
+      </w:r>
+      <w:r>
+        <w:t xml:space="preserve">Стороны несут ответственность за неисполнение или ненадлежащее исполнение обязательств в соответствии с законодательством Российской Федерации.</w:t>
+      </w:r>
+    </w:p>
+    <w:p>
+      <w:r>
+        <w:t xml:space="preserve">4.2. </w:t>
+      </w:r>
+      <w:r>
+        <w:t xml:space="preserve">Размер неустойки за нарушение сроков оплаты: </w:t>
+      </w:r>
+      <w:r>
+        <w:t xml:space="preserve">1/150 ключевой ставки ЦБ РФ от общей суммы счета</w:t>
+      </w:r>
+      <w:r>
+        <w:t xml:space="preserve">, но не более </w:t>
+      </w:r>
+      <w:r>
+        <w:t xml:space="preserve">5% от цены Договора</w:t>
+      </w:r>
+      <w:r>
+        <w:t xml:space="preserve">. Предельный размер ответственности: </w:t>
+      </w:r>
+      <w:r>
+        <w:t xml:space="preserve">0,2 (двух десятых) процента за каждый день просрочки</w:t>
+      </w:r>
+      <w:r>
+        <w:t xml:space="preserve">.</w:t>
+      </w:r>
+    </w:p>
+    <w:p>
+      <w:r>
+        <w:t xml:space="preserve">4.3. </w:t>
+      </w:r>
+      <w:r>
+        <w:t xml:space="preserve">Стороны освобождаются от ответственности при наступлении обстоятельств непреодолимой силы, если они прямо повлияли на исполнение обязательств.</w:t>
+      </w:r>
+    </w:p>
+    <w:p>
+      <w:r>
+        <w:t xml:space="preserve">4.4. </w:t>
+      </w:r>
+      <w:r>
+        <w:t xml:space="preserve">Сторона, для которой создалась невозможность исполнения, обязана уведомить другую Сторону. Срок уведомления — </w:t>
+      </w:r>
+      <w:r>
+        <w:t xml:space="preserve">в течение 60 дней с момента поступления денежных средств на расчетный счет</w:t>
+      </w:r>
+      <w:r>
+        <w:t xml:space="preserve">.</w:t>
+      </w:r>
+    </w:p>
+    <w:p>
+      <w:r>
+        <w:t xml:space="preserve">4.5. </w:t>
+      </w:r>
+      <w:r>
+        <w:t xml:space="preserve">Все споры и разногласия решаются путём переговоров. Претензионный порядок обязателен, срок ответа на претензию — </w:t>
+      </w:r>
+      <w:r>
+        <w:t xml:space="preserve">в течение тридцати календарных дней с момента заключения контракта</w:t>
+      </w:r>
+      <w:r>
+        <w:t xml:space="preserve">.</w:t>
+      </w:r>
+    </w:p>
+    <w:p/>
+    <w:p/>
+    <w:p/>
+    <w:p>
+      <w:r>
+        <w:rPr>
+          <w:b/>
+        </w:rPr>
+        <w:t xml:space="preserve">9. КОНТРОЛЬНЫЕ ВЕЛИЧИНЫ</w:t>
+      </w:r>
+    </w:p>
+    <w:p>
+      <w:r>
+        <w:t xml:space="preserve">9.1. Контрольная запись: </w:t>
+      </w:r>
+      <w:r>
+        <w:rPr>
+          <w:b/>
+        </w:rPr>
+        <w:t xml:space="preserve">1/1</w:t>
+      </w:r>
+      <w:r>
+        <w:t xml:space="preserve">30 ключевой ставки ЦБ РФ от цены Договора</w:t>
+      </w:r>
+      <w:r>
+        <w:t xml:space="preserve">.</w:t>
+      </w:r>
+    </w:p>
+    <w:p>
+      <w:r>
+        <w:t xml:space="preserve">9.2. Контрольная запись: </w:t>
+      </w:r>
+      <w:r>
+        <w:rPr>
+          <w:b/>
+        </w:rPr>
+        <w:t xml:space="preserve">не позднее 20.06.20</w:t>
+      </w:r>
+      <w:r>
+        <w:t xml:space="preserve">26</w:t>
+      </w:r>
+      <w:r>
+        <w:t xml:space="preserve">.</w:t>
+      </w:r>
+    </w:p>
+    <w:p>
+      <w:r>
+        <w:t xml:space="preserve">9.3. Контрольная запись: </w:t>
+      </w:r>
+      <w:r>
+        <w:rPr>
+          <w:b/>
+        </w:rPr>
+        <w:t xml:space="preserve">16/20</w:t>
+      </w:r>
+      <w:r>
+        <w:t xml:space="preserve">23-П</w:t>
+      </w:r>
+      <w:r>
+        <w:t xml:space="preserve">.</w:t>
+      </w:r>
+    </w:p>
+    <w:p>
+      <w:r>
+        <w:t xml:space="preserve">9.4. Контрольная запись: </w:t>
+      </w:r>
+      <w:r>
+        <w:t xml:space="preserve">772 0 002 рубля</w:t>
+      </w:r>
+      <w:r>
+        <w:t xml:space="preserve">.</w:t>
+      </w:r>
+    </w:p>
+    <w:p/>
+    <w:p/>
+    <w:p>
+      <w:r>
+        <w:rPr>
+          <w:b/>
+        </w:rPr>
+        <w:t xml:space="preserve">11. УСЛОВИЯ, ОФОРМЛЕННЫЕ СРЕДСТВАМИ РЕДАКТОРА</w:t>
+      </w:r>
+    </w:p>
+    <w:p>
+      <w:r>
+        <w:t xml:space="preserve">11.1. Прежняя редакция пункта: </w:t>
+      </w:r>
+      <w:del w:id="1" w:author="Юрист" w:date="2024-01-01T00:00:00Z">
+        <w:r>
+          <w:delText xml:space="preserve">1 234 567 (Один миллион двести тридцать четыре тысячи пятьсот шестьдесят семь) рублей 13 копеек</w:delText>
+        </w:r>
+      </w:del>
+      <w:r>
+        <w:t xml:space="preserve">утратила силу.</w:t>
+      </w:r>
+    </w:p>
+    <w:p>
+      <w:r>
+        <w:t xml:space="preserve">11.2. Ответственный (умный тег): </w:t>
+      </w:r>
+      <w:smartTag w:uri="urn:schemas-microsoft-com:office:smarttags" w:element="PersonName">
+        <w:r>
+          <w:t xml:space="preserve">Воробьёв Роман Алексеевич</w:t>
+        </w:r>
+      </w:smartTag>
+      <w:r>
+        <w:t xml:space="preserve">.</w:t>
+      </w:r>
+    </w:p>
+    <w:p>
+      <w:r>
+        <w:rPr>
+          <w:b/>
+        </w:rPr>
+        <w:t xml:space="preserve">РЕКВИЗИТЫ И ПОДПИСИ СТОРОН</w:t>
+      </w:r>
+    </w:p>
+    <w:p/>
+    <w:tbl>
+      <w:tblPr>
+        <w:tblW w:w="9360" w:type="dxa"/>
+        <w:tblBorders>
+          <w:top w:val="single" w:sz="4" w:color="auto"/>
+          <w:left w:val="single" w:sz="4" w:color="auto"/>
+          <w:bottom w:val="single" w:sz="4" w:color="auto"/>
+          <w:right w:val="single" w:sz="4" w:color="auto"/>
+          <w:insideH w:val="single" w:sz="4" w:color="auto"/>
+          <w:insideV w:val="single" w:sz="4" w:color="auto"/>
+        </w:tblBorders>
+      </w:tblPr>
+      <w:tblGrid>
+        <w:gridCol w:w="4680"/>
+        <w:gridCol w:w="4680"/>
+      </w:tblGrid>
+      <w:tr>
+        <w:tc>
+          <w:tcPr>
+            <w:tcW w:w="4680" w:type="dxa"/>
+          </w:tcPr>
+          <w:p>
+            <w:r>
+              <w:rPr>
+                <w:b/>
+              </w:rPr>
+              <w:t xml:space="preserve">Продавец:</w:t>
+            </w:r>
+          </w:p>
+          <w:p>
+            <w:r>
+              <w:t xml:space="preserve">ПАО «Ромашка-Плюс»</w:t>
+            </w:r>
+          </w:p>
+          <w:p>
+            <w:r>
+              <w:t xml:space="preserve">Юридический адрес: </w:t>
+            </w:r>
+            <w:r>
+              <w:t xml:space="preserve">143000, г. Одинцово, ул. Баумана, д. 72, кв. 160</w:t>
+            </w:r>
+          </w:p>
+          <w:p>
+            <w:r>
+              <w:t xml:space="preserve">ИНН </w:t>
+            </w:r>
+            <w:r>
+              <w:t xml:space="preserve">4144047864</w:t>
+            </w:r>
+            <w:r>
+              <w:t xml:space="preserve"> КПП </w:t>
+            </w:r>
+            <w:r>
+              <w:t xml:space="preserve">886075350</w:t>
+            </w:r>
+          </w:p>
+          <w:p>
+            <w:r>
+              <w:t xml:space="preserve">ОГРН </w:t>
+            </w:r>
+            <w:r>
+              <w:t xml:space="preserve">1488717174725</w:t>
+            </w:r>
+          </w:p>
+          <w:p>
+            <w:r>
+              <w:t xml:space="preserve">р/с </w:t>
+            </w:r>
+            <w:r>
+              <w:t xml:space="preserve">40702810581273429226</w:t>
+            </w:r>
+            <w:r>
+              <w:t xml:space="preserve"> в Филиал «Центральный» ПАО «Совкомбанк»</w:t>
+            </w:r>
+          </w:p>
+          <w:p>
+            <w:r>
+              <w:t xml:space="preserve">к/с </w:t>
+            </w:r>
+            <w:r>
+              <w:t xml:space="preserve">30101810445250000360</w:t>
+            </w:r>
+            <w:r>
+              <w:t xml:space="preserve"> БИК </w:t>
+            </w:r>
+            <w:r>
+              <w:t xml:space="preserve">044525360</w:t>
+            </w:r>
+          </w:p>
+          <w:p>
+            <w:r>
+              <w:t xml:space="preserve">Тел.: </w:t>
+            </w:r>
+            <w:r>
+              <w:t xml:space="preserve">+7 (499) 689-89-58</w:t>
+            </w:r>
+          </w:p>
+          <w:p>
+            <w:r>
+              <w:t xml:space="preserve">E-mail: </w:t>
+            </w:r>
+            <w:r>
+              <w:t xml:space="preserve">kiselev@sibtrans.ru</w:t>
+            </w:r>
+          </w:p>
+          <w:p/>
+          <w:p>
+            <w:r>
+              <w:t xml:space="preserve">Директор ______________ </w:t>
+            </w:r>
+            <w:r>
+              <w:t xml:space="preserve">П. Н. Киселёв</w:t>
+            </w:r>
+          </w:p>
+        </w:tc>
+        <w:tc>
+          <w:tcPr>
+            <w:tcW w:w="4680" w:type="dxa"/>
+          </w:tcPr>
+          <w:p>
+            <w:r>
               <w:rPr>
                 <w:b/>
               </w:rPr>
@@ -718,7 +871,7 @@
               <w:t xml:space="preserve">Адрес регистрации: </w:t>
             </w:r>
             <w:r>
-              <w:t xml:space="preserve">394000, г. Воронеж, ш. Октябрьская, д. 28, кв. 141</w:t>
+              <w:t xml:space="preserve">620014, г. Екатеринбург, проезд Промышленная, д. 64, кв. 10</w:t>
             </w:r>
           </w:p>
           <w:p>
@@ -757,7 +910,7 @@
               <w:t xml:space="preserve">Тел.: </w:t>
             </w:r>
             <w:r>
-              <w:t xml:space="preserve">+7 (846) 308-20-21</w:t>
+              <w:t xml:space="preserve">+7 (846) 566-77-94</w:t>
             </w:r>
           </w:p>
           <w:p>
@@ -765,7 +918,7 @@
               <w:t xml:space="preserve">E-mail: </w:t>
             </w:r>
             <w:r>
-              <w:t xml:space="preserve">sidorov@bk.ru</w:t>
+              <w:t xml:space="preserve">sidorov@mail.ru</w:t>
             </w:r>
           </w:p>
           <w:p/>

--- a/tests/corpus_v2/docs/cx_sale_0018.docx
+++ b/tests/corpus_v2/docs/cx_sale_0018.docx
@@ -481,251 +481,34 @@
         </w:tc>
       </w:tr>
     </w:tbl>
-    <w:p/>
-    <w:p>
-      <w:r>
-        <w:rPr>
-          <w:b/>
-        </w:rPr>
-        <w:t xml:space="preserve">3. МЕСТО И СРОКИ ИСПОЛНЕНИЯ</w:t>
-      </w:r>
-    </w:p>
-    <w:p>
-      <w:r>
-        <w:t xml:space="preserve">3.1. Место исполнения обязательств: </w:t>
-      </w:r>
-      <w:r>
-        <w:t xml:space="preserve">443010, г. Самара, пер. Кирова, д. 71, кв. 57</w:t>
-      </w:r>
-      <w:r>
-        <w:t xml:space="preserve">.</w:t>
-      </w:r>
-    </w:p>
-    <w:p>
-      <w:r>
-        <w:t xml:space="preserve">3.2. Уведомления направляются </w:t>
-      </w:r>
-      <w:r>
-        <w:t xml:space="preserve">Сидорову Роману Егоровичу</w:t>
-      </w:r>
-      <w:r>
-        <w:t xml:space="preserve"> по телефону </w:t>
-      </w:r>
-      <w:r>
-        <w:t xml:space="preserve">+7 (846) 154-68-33</w:t>
-      </w:r>
-      <w:r>
-        <w:t xml:space="preserve">.</w:t>
-      </w:r>
-    </w:p>
-    <w:p>
-      <w:r>
-        <w:t xml:space="preserve">3.3. Срок исполнения обязательств — </w:t>
-      </w:r>
-      <w:r>
-        <w:t xml:space="preserve">в течение 12 (Двенадцати) месяцев с момента подписания акта</w:t>
-      </w:r>
-      <w:r>
-        <w:t xml:space="preserve">.</w:t>
-      </w:r>
-    </w:p>
-    <w:p/>
-    <w:p>
-      <w:r>
-        <w:rPr>
-          <w:b/>
-        </w:rPr>
-        <w:t xml:space="preserve">4. ПРОЧИЕ УСЛОВИЯ</w:t>
-      </w:r>
-    </w:p>
-    <w:p>
-      <w:r>
-        <w:t xml:space="preserve">4.1. </w:t>
-      </w:r>
-      <w:r>
-        <w:t xml:space="preserve">Стороны несут ответственность за неисполнение или ненадлежащее исполнение обязательств в соответствии с законодательством Российской Федерации.</w:t>
-      </w:r>
-    </w:p>
-    <w:p>
-      <w:r>
-        <w:t xml:space="preserve">4.2. </w:t>
-      </w:r>
-      <w:r>
-        <w:t xml:space="preserve">Размер неустойки за нарушение сроков оплаты: </w:t>
-      </w:r>
-      <w:r>
-        <w:t xml:space="preserve">1/150 ключевой ставки ЦБ РФ от общей суммы счета</w:t>
-      </w:r>
-      <w:r>
-        <w:t xml:space="preserve">, но не более </w:t>
-      </w:r>
-      <w:r>
-        <w:t xml:space="preserve">5% от цены Договора</w:t>
-      </w:r>
-      <w:r>
-        <w:t xml:space="preserve">. Предельный размер ответственности: </w:t>
-      </w:r>
-      <w:r>
-        <w:t xml:space="preserve">0,2 (двух десятых) процента за каждый день просрочки</w:t>
-      </w:r>
-      <w:r>
-        <w:t xml:space="preserve">.</w:t>
-      </w:r>
-    </w:p>
-    <w:p>
-      <w:r>
-        <w:t xml:space="preserve">4.3. </w:t>
-      </w:r>
-      <w:r>
-        <w:t xml:space="preserve">Стороны освобождаются от ответственности при наступлении обстоятельств непреодолимой силы, если они прямо повлияли на исполнение обязательств.</w:t>
-      </w:r>
-    </w:p>
-    <w:p>
-      <w:r>
-        <w:t xml:space="preserve">4.4. </w:t>
-      </w:r>
-      <w:r>
-        <w:t xml:space="preserve">Сторона, для которой создалась невозможность исполнения, обязана уведомить другую Сторону. Срок уведомления — </w:t>
-      </w:r>
-      <w:r>
-        <w:t xml:space="preserve">в течение 60 дней с момента поступления денежных средств на расчетный счет</w:t>
-      </w:r>
-      <w:r>
-        <w:t xml:space="preserve">.</w:t>
-      </w:r>
-    </w:p>
-    <w:p>
-      <w:r>
-        <w:t xml:space="preserve">4.5. </w:t>
-      </w:r>
-      <w:r>
-        <w:t xml:space="preserve">Все споры и разногласия решаются путём переговоров. Претензионный порядок обязателен, срок ответа на претензию — </w:t>
-      </w:r>
-      <w:r>
-        <w:t xml:space="preserve">в течение тридцати календарных дней с момента заключения контракта</w:t>
-      </w:r>
-      <w:r>
-        <w:t xml:space="preserve">.</w:t>
-      </w:r>
-    </w:p>
-    <w:p/>
-    <w:p/>
-    <w:p/>
-    <w:p>
-      <w:r>
-        <w:rPr>
-          <w:b/>
-        </w:rPr>
-        <w:t xml:space="preserve">9. КОНТРОЛЬНЫЕ ВЕЛИЧИНЫ</w:t>
-      </w:r>
-    </w:p>
-    <w:p>
-      <w:r>
-        <w:t xml:space="preserve">9.1. Контрольная запись: </w:t>
-      </w:r>
-      <w:r>
-        <w:rPr>
-          <w:b/>
-        </w:rPr>
-        <w:t xml:space="preserve">1/1</w:t>
-      </w:r>
-      <w:r>
-        <w:t xml:space="preserve">30 ключевой ставки ЦБ РФ от цены Договора</w:t>
-      </w:r>
-      <w:r>
-        <w:t xml:space="preserve">.</w:t>
-      </w:r>
-    </w:p>
-    <w:p>
-      <w:r>
-        <w:t xml:space="preserve">9.2. Контрольная запись: </w:t>
-      </w:r>
-      <w:r>
-        <w:rPr>
-          <w:b/>
-        </w:rPr>
-        <w:t xml:space="preserve">не позднее 20.06.20</w:t>
-      </w:r>
-      <w:r>
-        <w:t xml:space="preserve">26</w:t>
-      </w:r>
-      <w:r>
-        <w:t xml:space="preserve">.</w:t>
-      </w:r>
-    </w:p>
-    <w:p>
-      <w:r>
-        <w:t xml:space="preserve">9.3. Контрольная запись: </w:t>
-      </w:r>
-      <w:r>
-        <w:rPr>
-          <w:b/>
-        </w:rPr>
-        <w:t xml:space="preserve">16/20</w:t>
-      </w:r>
-      <w:r>
-        <w:t xml:space="preserve">23-П</w:t>
-      </w:r>
-      <w:r>
-        <w:t xml:space="preserve">.</w:t>
-      </w:r>
-    </w:p>
-    <w:p>
-      <w:r>
-        <w:t xml:space="preserve">9.4. Контрольная запись: </w:t>
-      </w:r>
-      <w:r>
-        <w:t xml:space="preserve">772 0 002 рубля</w:t>
-      </w:r>
-      <w:r>
-        <w:t xml:space="preserve">.</w:t>
-      </w:r>
-    </w:p>
-    <w:p/>
-    <w:p/>
-    <w:p>
-      <w:r>
-        <w:rPr>
-          <w:b/>
-        </w:rPr>
-        <w:t xml:space="preserve">11. УСЛОВИЯ, ОФОРМЛЕННЫЕ СРЕДСТВАМИ РЕДАКТОРА</w:t>
-      </w:r>
-    </w:p>
-    <w:p>
-      <w:r>
-        <w:t xml:space="preserve">11.1. Прежняя редакция пункта: </w:t>
-      </w:r>
-      <w:del w:id="1" w:author="Юрист" w:date="2024-01-01T00:00:00Z">
-        <w:r>
-          <w:delText xml:space="preserve">1 234 567 (Один миллион двести тридцать четыре тысячи пятьсот шестьдесят семь) рублей 13 копеек</w:delText>
-        </w:r>
-      </w:del>
-      <w:r>
-        <w:t xml:space="preserve">утратила силу.</w:t>
-      </w:r>
-    </w:p>
-    <w:p>
-      <w:r>
-        <w:t xml:space="preserve">11.2. Ответственный (умный тег): </w:t>
-      </w:r>
-      <w:smartTag w:uri="urn:schemas-microsoft-com:office:smarttags" w:element="PersonName">
-        <w:r>
-          <w:t xml:space="preserve">Воробьёв Роман Алексеевич</w:t>
-        </w:r>
-      </w:smartTag>
-      <w:r>
-        <w:t xml:space="preserve">.</w:t>
-      </w:r>
-    </w:p>
-    <w:p>
-      <w:r>
-        <w:rPr>
-          <w:b/>
-        </w:rPr>
-        <w:t xml:space="preserve">РЕКВИЗИТЫ И ПОДПИСИ СТОРОН</w:t>
-      </w:r>
-    </w:p>
-    <w:p/>
+    <w:p>
+      <w:r>
+        <w:t xml:space="preserve">2.8. </w:t>
+      </w:r>
+      <w:r>
+        <w:t xml:space="preserve">Платёж по налогу перечисляется на код бюджетной классификации </w:t>
+      </w:r>
+      <w:r>
+        <w:t xml:space="preserve">182 101 010 110 110 001 10</w:t>
+      </w:r>
+      <w:r>
+        <w:t xml:space="preserve">, получатель — территориальный орган Федерального казначейства.</w:t>
+      </w:r>
+    </w:p>
+    <w:p>
+      <w:r>
+        <w:t xml:space="preserve">2.9. </w:t>
+      </w:r>
+      <w:r>
+        <w:t xml:space="preserve">Полномочия подтверждаются свидетельством о рождении, выдано </w:t>
+      </w:r>
+      <w:r>
+        <w:t xml:space="preserve">20.04.2014</w:t>
+      </w:r>
+      <w:r>
+        <w:t xml:space="preserve"> отделом ЗАГС.</w:t>
+      </w:r>
+    </w:p>
     <w:tbl>
       <w:tblPr>
         <w:tblW w:w="9360" w:type="dxa"/>
@@ -749,95 +532,7 @@
           </w:tcPr>
           <w:p>
             <w:r>
-              <w:rPr>
-                <w:b/>
-              </w:rPr>
-              <w:t xml:space="preserve">Продавец:</w:t>
-            </w:r>
-          </w:p>
-          <w:p>
-            <w:r>
-              <w:t xml:space="preserve">ПАО «Ромашка-Плюс»</w:t>
-            </w:r>
-          </w:p>
-          <w:p>
-            <w:r>
-              <w:t xml:space="preserve">Юридический адрес: </w:t>
-            </w:r>
-            <w:r>
-              <w:t xml:space="preserve">143000, г. Одинцово, ул. Баумана, д. 72, кв. 160</w:t>
-            </w:r>
-          </w:p>
-          <w:p>
-            <w:r>
-              <w:t xml:space="preserve">ИНН </w:t>
-            </w:r>
-            <w:r>
-              <w:t xml:space="preserve">4144047864</w:t>
-            </w:r>
-            <w:r>
-              <w:t xml:space="preserve"> КПП </w:t>
-            </w:r>
-            <w:r>
-              <w:t xml:space="preserve">886075350</w:t>
-            </w:r>
-          </w:p>
-          <w:p>
-            <w:r>
-              <w:t xml:space="preserve">ОГРН </w:t>
-            </w:r>
-            <w:r>
-              <w:t xml:space="preserve">1488717174725</w:t>
-            </w:r>
-          </w:p>
-          <w:p>
-            <w:r>
-              <w:t xml:space="preserve">р/с </w:t>
-            </w:r>
-            <w:r>
-              <w:t xml:space="preserve">40702810581273429226</w:t>
-            </w:r>
-            <w:r>
-              <w:t xml:space="preserve"> в Филиал «Центральный» ПАО «Совкомбанк»</w:t>
-            </w:r>
-          </w:p>
-          <w:p>
-            <w:r>
-              <w:t xml:space="preserve">к/с </w:t>
-            </w:r>
-            <w:r>
-              <w:t xml:space="preserve">30101810445250000360</w:t>
-            </w:r>
-            <w:r>
-              <w:t xml:space="preserve"> БИК </w:t>
-            </w:r>
-            <w:r>
-              <w:t xml:space="preserve">044525360</w:t>
-            </w:r>
-          </w:p>
-          <w:p>
-            <w:r>
-              <w:t xml:space="preserve">Тел.: </w:t>
-            </w:r>
-            <w:r>
-              <w:t xml:space="preserve">+7 (499) 689-89-58</w:t>
-            </w:r>
-          </w:p>
-          <w:p>
-            <w:r>
-              <w:t xml:space="preserve">E-mail: </w:t>
-            </w:r>
-            <w:r>
-              <w:t xml:space="preserve">kiselev@sibtrans.ru</w:t>
-            </w:r>
-          </w:p>
-          <w:p/>
-          <w:p>
-            <w:r>
-              <w:t xml:space="preserve">Директор ______________ </w:t>
-            </w:r>
-            <w:r>
-              <w:t xml:space="preserve">П. Н. Киселёв</w:t>
+              <w:t xml:space="preserve">5</w:t>
             </w:r>
           </w:p>
         </w:tc>
@@ -847,6 +542,406 @@
           </w:tcPr>
           <w:p>
             <w:r>
+              <w:t xml:space="preserve">РУБ.</w:t>
+            </w:r>
+          </w:p>
+        </w:tc>
+      </w:tr>
+    </w:tbl>
+    <w:p>
+      <w:r>
+        <w:t xml:space="preserve">2.10. </w:t>
+      </w:r>
+      <w:r>
+        <w:t xml:space="preserve">Поставке подлежит насос модели </w:t>
+      </w:r>
+      <w:r>
+        <w:t xml:space="preserve">ЭЦВ-6-10-80h</w:t>
+      </w:r>
+      <w:r>
+        <w:t xml:space="preserve"> и кабель марки </w:t>
+      </w:r>
+      <w:r>
+        <w:t xml:space="preserve">ВВГнг(А)-LSt</w:t>
+      </w:r>
+      <w:r>
+        <w:t xml:space="preserve">.</w:t>
+      </w:r>
+    </w:p>
+    <w:p/>
+    <w:p>
+      <w:r>
+        <w:rPr>
+          <w:b/>
+        </w:rPr>
+        <w:t xml:space="preserve">3. МЕСТО И СРОКИ ИСПОЛНЕНИЯ</w:t>
+      </w:r>
+    </w:p>
+    <w:p>
+      <w:r>
+        <w:t xml:space="preserve">3.1. Место исполнения обязательств: </w:t>
+      </w:r>
+      <w:r>
+        <w:t xml:space="preserve">143000, г. Одинцово, бул. Советская, д. 24, кв. 47</w:t>
+      </w:r>
+      <w:r>
+        <w:t xml:space="preserve">.</w:t>
+      </w:r>
+    </w:p>
+    <w:p>
+      <w:r>
+        <w:t xml:space="preserve">3.2. Уведомления направляются </w:t>
+      </w:r>
+      <w:r>
+        <w:t xml:space="preserve">Сидорову Роману Егоровичу</w:t>
+      </w:r>
+      <w:r>
+        <w:t xml:space="preserve"> по телефону </w:t>
+      </w:r>
+      <w:r>
+        <w:t xml:space="preserve">+7 (846) 473-15-81</w:t>
+      </w:r>
+      <w:r>
+        <w:t xml:space="preserve">.</w:t>
+      </w:r>
+    </w:p>
+    <w:p>
+      <w:r>
+        <w:t xml:space="preserve">3.3. Срок исполнения обязательств — </w:t>
+      </w:r>
+      <w:r>
+        <w:t xml:space="preserve">в течение 3 (Трёх) месяцев с момента подписания акта</w:t>
+      </w:r>
+      <w:r>
+        <w:t xml:space="preserve">.</w:t>
+      </w:r>
+    </w:p>
+    <w:p/>
+    <w:p>
+      <w:r>
+        <w:rPr>
+          <w:b/>
+        </w:rPr>
+        <w:t xml:space="preserve">4. ПРОЧИЕ УСЛОВИЯ</w:t>
+      </w:r>
+    </w:p>
+    <w:p>
+      <w:r>
+        <w:t xml:space="preserve">4.1. </w:t>
+      </w:r>
+      <w:r>
+        <w:t xml:space="preserve">Стороны несут ответственность за неисполнение или ненадлежащее исполнение обязательств в соответствии с законодательством Российской Федерации.</w:t>
+      </w:r>
+    </w:p>
+    <w:p>
+      <w:r>
+        <w:t xml:space="preserve">4.2. </w:t>
+      </w:r>
+      <w:r>
+        <w:t xml:space="preserve">Размер неустойки за нарушение сроков оплаты: </w:t>
+      </w:r>
+      <w:r>
+        <w:t xml:space="preserve">1/150 ключевой ставки ЦБ РФ от общей суммы счета</w:t>
+      </w:r>
+      <w:r>
+        <w:t xml:space="preserve">, но не более </w:t>
+      </w:r>
+      <w:r>
+        <w:t xml:space="preserve">18% от цены Договора</w:t>
+      </w:r>
+      <w:r>
+        <w:t xml:space="preserve">. Предельный размер ответственности: </w:t>
+      </w:r>
+      <w:r>
+        <w:t xml:space="preserve">0,2 (двух десятых) процента за каждый день просрочки</w:t>
+      </w:r>
+      <w:r>
+        <w:t xml:space="preserve">.</w:t>
+      </w:r>
+    </w:p>
+    <w:p>
+      <w:r>
+        <w:t xml:space="preserve">4.3. </w:t>
+      </w:r>
+      <w:r>
+        <w:t xml:space="preserve">Стороны освобождаются от ответственности при наступлении обстоятельств непреодолимой силы, если они прямо повлияли на исполнение обязательств.</w:t>
+      </w:r>
+    </w:p>
+    <w:p>
+      <w:r>
+        <w:t xml:space="preserve">4.4. </w:t>
+      </w:r>
+      <w:r>
+        <w:t xml:space="preserve">Сторона, для которой создалась невозможность исполнения, обязана уведомить другую Сторону. Срок уведомления — </w:t>
+      </w:r>
+      <w:r>
+        <w:t xml:space="preserve">в течение 20 дней с момента поступления денежных средств на расчетный счет</w:t>
+      </w:r>
+      <w:r>
+        <w:t xml:space="preserve">.</w:t>
+      </w:r>
+    </w:p>
+    <w:p>
+      <w:r>
+        <w:t xml:space="preserve">4.5. </w:t>
+      </w:r>
+      <w:r>
+        <w:t xml:space="preserve">Все споры и разногласия решаются путём переговоров. Претензионный порядок обязателен, срок ответа на претензию — </w:t>
+      </w:r>
+      <w:r>
+        <w:t xml:space="preserve">в течение тридцати календарных дней с момента заключения контракта</w:t>
+      </w:r>
+      <w:r>
+        <w:t xml:space="preserve">.</w:t>
+      </w:r>
+    </w:p>
+    <w:p/>
+    <w:p/>
+    <w:p/>
+    <w:p>
+      <w:r>
+        <w:rPr>
+          <w:b/>
+        </w:rPr>
+        <w:t xml:space="preserve">9. КОНТРОЛЬНЫЕ ВЕЛИЧИНЫ</w:t>
+      </w:r>
+    </w:p>
+    <w:p>
+      <w:r>
+        <w:t xml:space="preserve">9.1. Контрольная запись: </w:t>
+      </w:r>
+      <w:r>
+        <w:rPr>
+          <w:b/>
+        </w:rPr>
+        <w:t xml:space="preserve">1/1</w:t>
+      </w:r>
+      <w:r>
+        <w:t xml:space="preserve">30 ключевой ставки ЦБ РФ от цены Договора</w:t>
+      </w:r>
+      <w:r>
+        <w:t xml:space="preserve">.</w:t>
+      </w:r>
+    </w:p>
+    <w:p>
+      <w:r>
+        <w:t xml:space="preserve">9.2. Контрольная запись: </w:t>
+      </w:r>
+      <w:r>
+        <w:rPr>
+          <w:b/>
+        </w:rPr>
+        <w:t xml:space="preserve">не позднее 04.01.20</w:t>
+      </w:r>
+      <w:r>
+        <w:t xml:space="preserve">26</w:t>
+      </w:r>
+      <w:r>
+        <w:t xml:space="preserve">.</w:t>
+      </w:r>
+    </w:p>
+    <w:p>
+      <w:r>
+        <w:t xml:space="preserve">9.3. Контрольная запись: </w:t>
+      </w:r>
+      <w:r>
+        <w:rPr>
+          <w:b/>
+        </w:rPr>
+        <w:t xml:space="preserve">74/20</w:t>
+      </w:r>
+      <w:r>
+        <w:t xml:space="preserve">23-Д</w:t>
+      </w:r>
+      <w:r>
+        <w:t xml:space="preserve">.</w:t>
+      </w:r>
+    </w:p>
+    <w:p>
+      <w:r>
+        <w:t xml:space="preserve">9.4. Контрольная запись: </w:t>
+      </w:r>
+      <w:r>
+        <w:t xml:space="preserve">722 0 02 рубля</w:t>
+      </w:r>
+      <w:r>
+        <w:t xml:space="preserve">.</w:t>
+      </w:r>
+    </w:p>
+    <w:p/>
+    <w:p/>
+    <w:p>
+      <w:r>
+        <w:rPr>
+          <w:b/>
+        </w:rPr>
+        <w:t xml:space="preserve">11. УСЛОВИЯ, ОФОРМЛЕННЫЕ СРЕДСТВАМИ РЕДАКТОРА</w:t>
+      </w:r>
+    </w:p>
+    <w:p>
+      <w:r>
+        <w:t xml:space="preserve">11.1. Прежняя редакция пункта: </w:t>
+      </w:r>
+      <w:del w:id="1" w:author="Юрист" w:date="2024-01-01T00:00:00Z">
+        <w:r>
+          <w:delText xml:space="preserve">1 234 567 (Один миллион двести тридцать четыре тысячи пятьсот шестьдесят семь) рублей 13 копеек</w:delText>
+        </w:r>
+      </w:del>
+      <w:r>
+        <w:t xml:space="preserve">утратила силу.</w:t>
+      </w:r>
+    </w:p>
+    <w:p>
+      <w:r>
+        <w:t xml:space="preserve">11.2. Ответственный (умный тег): </w:t>
+      </w:r>
+      <w:smartTag w:uri="urn:schemas-microsoft-com:office:smarttags" w:element="PersonName">
+        <w:r>
+          <w:t xml:space="preserve">Сидоров Владимир Олегович</w:t>
+        </w:r>
+      </w:smartTag>
+      <w:r>
+        <w:t xml:space="preserve">.</w:t>
+      </w:r>
+    </w:p>
+    <w:p>
+      <w:r>
+        <w:rPr>
+          <w:b/>
+        </w:rPr>
+        <w:t xml:space="preserve">РЕКВИЗИТЫ И ПОДПИСИ СТОРОН</w:t>
+      </w:r>
+    </w:p>
+    <w:p/>
+    <w:tbl>
+      <w:tblPr>
+        <w:tblW w:w="9360" w:type="dxa"/>
+        <w:tblBorders>
+          <w:top w:val="single" w:sz="4" w:color="auto"/>
+          <w:left w:val="single" w:sz="4" w:color="auto"/>
+          <w:bottom w:val="single" w:sz="4" w:color="auto"/>
+          <w:right w:val="single" w:sz="4" w:color="auto"/>
+          <w:insideH w:val="single" w:sz="4" w:color="auto"/>
+          <w:insideV w:val="single" w:sz="4" w:color="auto"/>
+        </w:tblBorders>
+      </w:tblPr>
+      <w:tblGrid>
+        <w:gridCol w:w="4680"/>
+        <w:gridCol w:w="4680"/>
+      </w:tblGrid>
+      <w:tr>
+        <w:tc>
+          <w:tcPr>
+            <w:tcW w:w="4680" w:type="dxa"/>
+          </w:tcPr>
+          <w:p>
+            <w:r>
+              <w:rPr>
+                <w:b/>
+              </w:rPr>
+              <w:t xml:space="preserve">Продавец:</w:t>
+            </w:r>
+          </w:p>
+          <w:p>
+            <w:r>
+              <w:t xml:space="preserve">ПАО «Ромашка-Плюс»</w:t>
+            </w:r>
+          </w:p>
+          <w:p>
+            <w:r>
+              <w:t xml:space="preserve">Юридический адрес: </w:t>
+            </w:r>
+            <w:r>
+              <w:t xml:space="preserve">143400, г. Красногорск, ш. Ленинградская, д. 80, кв. 98</w:t>
+            </w:r>
+          </w:p>
+          <w:p>
+            <w:r>
+              <w:t xml:space="preserve">Почтовый адрес: </w:t>
+            </w:r>
+            <w:r>
+              <w:t xml:space="preserve">141300, г. Сергиев Посад, проезд Промышленная, д. 64, кв. 10</w:t>
+            </w:r>
+          </w:p>
+          <w:p>
+            <w:r>
+              <w:t xml:space="preserve">ИНН </w:t>
+            </w:r>
+            <w:r>
+              <w:t xml:space="preserve">4144047864</w:t>
+            </w:r>
+            <w:r>
+              <w:t xml:space="preserve"> КПП </w:t>
+            </w:r>
+            <w:r>
+              <w:t xml:space="preserve">886075350</w:t>
+            </w:r>
+          </w:p>
+          <w:p>
+            <w:r>
+              <w:t xml:space="preserve">ОГРН </w:t>
+            </w:r>
+            <w:r>
+              <w:t xml:space="preserve">1488717174725</w:t>
+            </w:r>
+          </w:p>
+          <w:p>
+            <w:r>
+              <w:t xml:space="preserve">р/с </w:t>
+            </w:r>
+            <w:r>
+              <w:t xml:space="preserve">40702810581273429226</w:t>
+            </w:r>
+            <w:r>
+              <w:t xml:space="preserve"> в Филиал «Центральный» ПАО «Совкомбанк»</w:t>
+            </w:r>
+          </w:p>
+          <w:p>
+            <w:r>
+              <w:t xml:space="preserve">к/с </w:t>
+            </w:r>
+            <w:r>
+              <w:t xml:space="preserve">30101810445250000360</w:t>
+            </w:r>
+            <w:r>
+              <w:t xml:space="preserve"> БИК </w:t>
+            </w:r>
+            <w:r>
+              <w:t xml:space="preserve">044525360</w:t>
+            </w:r>
+          </w:p>
+          <w:p>
+            <w:r>
+              <w:t xml:space="preserve">Тел.: </w:t>
+            </w:r>
+            <w:r>
+              <w:t xml:space="preserve">+7 (846) 566-77-94</w:t>
+            </w:r>
+          </w:p>
+          <w:p>
+            <w:r>
+              <w:t xml:space="preserve">E-mail: </w:t>
+            </w:r>
+            <w:r>
+              <w:t xml:space="preserve">kiselev@mail.ru</w:t>
+            </w:r>
+          </w:p>
+          <w:p/>
+          <w:p>
+            <w:r>
+              <w:t xml:space="preserve">Директор ______________ </w:t>
+            </w:r>
+            <w:r>
+              <w:t xml:space="preserve">П. Н. Киселёв</w:t>
+            </w:r>
+          </w:p>
+        </w:tc>
+        <w:tc>
+          <w:tcPr>
+            <w:tcW w:w="4680" w:type="dxa"/>
+          </w:tcPr>
+          <w:p>
+            <w:r>
               <w:rPr>
                 <w:b/>
               </w:rPr>
@@ -871,7 +966,7 @@
               <w:t xml:space="preserve">Адрес регистрации: </w:t>
             </w:r>
             <w:r>
-              <w:t xml:space="preserve">620014, г. Екатеринбург, проезд Промышленная, д. 64, кв. 10</w:t>
+              <w:t xml:space="preserve">420111, г. Казань, бул. Промышленная, д. 80, кв. 9</w:t>
             </w:r>
           </w:p>
           <w:p>
@@ -910,7 +1005,7 @@
               <w:t xml:space="preserve">Тел.: </w:t>
             </w:r>
             <w:r>
-              <w:t xml:space="preserve">+7 (846) 566-77-94</w:t>
+              <w:t xml:space="preserve">+7 (843) 221-46-32</w:t>
             </w:r>
           </w:p>
           <w:p>

--- a/tests/corpus_v2/docs/cx_sale_0018.docx
+++ b/tests/corpus_v2/docs/cx_sale_0018.docx
@@ -146,13 +146,108 @@
         <w:t xml:space="preserve">Расчёты производятся через аккредитив, открываемый Покупателем. Сумма аккредитива: </w:t>
       </w:r>
       <w:r>
-        <w:t xml:space="preserve">Восемь миллионов триста восемьдесят тысяч рублей</w:t>
+        <w:t xml:space="preserve">Семьсот сорок три тысячи рублей</w:t>
       </w:r>
       <w:r>
         <w:t xml:space="preserve">, в т.ч. НДС </w:t>
       </w:r>
       <w:r>
         <w:t xml:space="preserve">18%</w:t>
+      </w:r>
+      <w:r>
+        <w:t xml:space="preserve">.</w:t>
+      </w:r>
+    </w:p>
+    <w:p>
+      <w:r>
+        <w:t xml:space="preserve">1.5. </w:t>
+      </w:r>
+      <w:r>
+        <w:t xml:space="preserve">Отгрузка оформляется товарной накладной № </w:t>
+      </w:r>
+      <w:r>
+        <w:t xml:space="preserve">042505465</w:t>
+      </w:r>
+      <w:r>
+        <w:t xml:space="preserve">. Номенклатурный номер позиции — </w:t>
+      </w:r>
+      <w:r>
+        <w:t xml:space="preserve">046090965</w:t>
+      </w:r>
+      <w:r>
+        <w:t xml:space="preserve">. Серийный номер агрегата — </w:t>
+      </w:r>
+      <w:r>
+        <w:t xml:space="preserve">049364108</w:t>
+      </w:r>
+      <w:r>
+        <w:t xml:space="preserve">.</w:t>
+      </w:r>
+    </w:p>
+    <w:p>
+      <w:r>
+        <w:t xml:space="preserve">1.6. </w:t>
+      </w:r>
+      <w:r>
+        <w:t xml:space="preserve">Расходы отражаются по коду цели </w:t>
+      </w:r>
+      <w:r>
+        <w:t xml:space="preserve">048818261</w:t>
+      </w:r>
+      <w:r>
+        <w:t xml:space="preserve">, предусмотренному приказом Минфина России № 157н. </w:t>
+      </w:r>
+      <w:r>
+        <w:t xml:space="preserve">БИК будет сообщён дополнительно, номер заявки — </w:t>
+      </w:r>
+      <w:r>
+        <w:t xml:space="preserve">042146435</w:t>
+      </w:r>
+      <w:r>
+        <w:t xml:space="preserve">.</w:t>
+      </w:r>
+    </w:p>
+    <w:p>
+      <w:r>
+        <w:t xml:space="preserve">1.7. </w:t>
+      </w:r>
+      <w:r>
+        <w:t xml:space="preserve">Абоненту открыт лицевой счёт </w:t>
+      </w:r>
+      <w:r>
+        <w:t xml:space="preserve">85227965341</w:t>
+      </w:r>
+      <w:r>
+        <w:t xml:space="preserve">. Приложение учтено за номером </w:t>
+      </w:r>
+      <w:r>
+        <w:t xml:space="preserve">84698280269</w:t>
+      </w:r>
+      <w:r>
+        <w:t xml:space="preserve">. Заводской номер прибора учёта — </w:t>
+      </w:r>
+      <w:r>
+        <w:t xml:space="preserve">80223471035</w:t>
+      </w:r>
+      <w:r>
+        <w:t xml:space="preserve">.</w:t>
+      </w:r>
+    </w:p>
+    <w:p>
+      <w:r>
+        <w:t xml:space="preserve">1.8. </w:t>
+      </w:r>
+      <w:r>
+        <w:t xml:space="preserve">Сведения внесены в реестр за номером </w:t>
+      </w:r>
+      <w:r>
+        <w:t xml:space="preserve">82837814753</w:t>
+      </w:r>
+      <w:r>
+        <w:t xml:space="preserve"> по правилам статьи 434 Гражданского кодекса Российской Федерации. Уведомление направлено за исходящим № </w:t>
+      </w:r>
+      <w:r>
+        <w:t xml:space="preserve">87163785096</w:t>
       </w:r>
       <w:r>
         <w:t xml:space="preserve">.</w:t>
@@ -172,7 +267,7 @@
         <w:t xml:space="preserve">2.1. Общая цена Договора: </w:t>
       </w:r>
       <w:r>
-        <w:t xml:space="preserve">1 620 000 руб. 50 копеек</w:t>
+        <w:t xml:space="preserve">9 100 000 руб. 00 копеек</w:t>
       </w:r>
       <w:r>
         <w:t xml:space="preserve">, НДС не облагается</w:t>
@@ -197,7 +292,7 @@
         <w:t xml:space="preserve">2.3. Срок оплаты — </w:t>
       </w:r>
       <w:r>
-        <w:t xml:space="preserve">не позднее 22.11.2026</w:t>
+        <w:t xml:space="preserve">не позднее 21.11.2026</w:t>
       </w:r>
       <w:r>
         <w:t xml:space="preserve">.</w:t>
@@ -217,7 +312,7 @@
         <w:t xml:space="preserve">, артикул </w:t>
       </w:r>
       <w:r>
-        <w:t xml:space="preserve">RM-6273-81</w:t>
+        <w:t xml:space="preserve">RM-6831-42</w:t>
       </w:r>
       <w:r>
         <w:t xml:space="preserve">, код </w:t>
@@ -277,49 +372,49 @@
         <w:t xml:space="preserve">. Товар отгружается с сопроводительным документом паспорт качества № </w:t>
       </w:r>
       <w:r>
-        <w:t xml:space="preserve">48 17 843445</w:t>
+        <w:t xml:space="preserve">89 13 213833</w:t>
       </w:r>
       <w:r>
         <w:t xml:space="preserve">. К партии приложен паспорт изделия № </w:t>
       </w:r>
       <w:r>
-        <w:t xml:space="preserve">39 18 134153</w:t>
+        <w:t xml:space="preserve">04 19 911862</w:t>
       </w:r>
       <w:r>
         <w:t xml:space="preserve">. Оборудование поставляется с паспортом транспортного средства № </w:t>
       </w:r>
       <w:r>
-        <w:t xml:space="preserve">59 25 778224</w:t>
+        <w:t xml:space="preserve">99 11 394148</w:t>
       </w:r>
       <w:r>
         <w:t xml:space="preserve">. Приёмка производится согласно техническому паспорту </w:t>
       </w:r>
       <w:r>
-        <w:t xml:space="preserve">28 16 887779</w:t>
+        <w:t xml:space="preserve">77 23 937513</w:t>
       </w:r>
       <w:r>
         <w:t xml:space="preserve">. СНИЛС не указан, номер заказа </w:t>
       </w:r>
       <w:r>
-        <w:t xml:space="preserve">636-931-561 07</w:t>
+        <w:t xml:space="preserve">904-687-619 93</w:t>
       </w:r>
       <w:r>
         <w:t xml:space="preserve">. Дата рождения не проставлена, документ выдан </w:t>
       </w:r>
       <w:r>
-        <w:t xml:space="preserve">26.02.2022</w:t>
+        <w:t xml:space="preserve">07.08.2019</w:t>
       </w:r>
       <w:r>
         <w:t xml:space="preserve">. Код подразделения, см. артикул </w:t>
       </w:r>
       <w:r>
-        <w:t xml:space="preserve">697-054</w:t>
+        <w:t xml:space="preserve">350-533</w:t>
       </w:r>
       <w:r>
         <w:t xml:space="preserve">. Цена — </w:t>
       </w:r>
       <w:r>
-        <w:t xml:space="preserve">не более 760 000 (Семисот шестидесяти тысяч) рублей 5 коп.</w:t>
+        <w:t xml:space="preserve">не более 95 800 000 (Девяноста пяти миллионов восьмисот тысяч) рублей 5 коп.</w:t>
       </w:r>
       <w:r>
         <w:t xml:space="preserve">, НДС не облагается, т.к. применяется УСН</w:t>
@@ -336,25 +431,25 @@
         <w:t xml:space="preserve">Товар маркирован штрихкодом </w:t>
       </w:r>
       <w:r>
-        <w:t xml:space="preserve">4608912134801</w:t>
+        <w:t xml:space="preserve">4602968594066</w:t>
       </w:r>
       <w:r>
         <w:t xml:space="preserve">. Код контрагента по ОКПО — </w:t>
       </w:r>
       <w:r>
-        <w:t xml:space="preserve">7163785096</w:t>
+        <w:t xml:space="preserve">4642867566</w:t>
       </w:r>
       <w:r>
         <w:t xml:space="preserve">. Оборудование учтено под инвентарным номером </w:t>
       </w:r>
       <w:r>
-        <w:t xml:space="preserve">042267483</w:t>
+        <w:t xml:space="preserve">041720287</w:t>
       </w:r>
       <w:r>
         <w:t xml:space="preserve">, складской позиции присвоен номер </w:t>
       </w:r>
       <w:r>
-        <w:t xml:space="preserve">907525246</w:t>
+        <w:t xml:space="preserve">467363670</w:t>
       </w:r>
       <w:r>
         <w:t xml:space="preserve">.</w:t>
@@ -368,19 +463,19 @@
         <w:t xml:space="preserve">Оплата по счёту-фактуре на КБК </w:t>
       </w:r>
       <w:r>
-        <w:t xml:space="preserve">18210101011011000157</w:t>
+        <w:t xml:space="preserve">18210101011011000120</w:t>
       </w:r>
       <w:r>
         <w:t xml:space="preserve">. ИНН не присвоен, регистрационный № </w:t>
       </w:r>
       <w:r>
-        <w:t xml:space="preserve">3725092430</w:t>
+        <w:t xml:space="preserve">8970924515</w:t>
       </w:r>
       <w:r>
         <w:t xml:space="preserve">. ИНН не присвоен, платёжный документ № </w:t>
       </w:r>
       <w:r>
-        <w:t xml:space="preserve">805116588635</w:t>
+        <w:t xml:space="preserve">844472248313</w:t>
       </w:r>
       <w:r>
         <w:t xml:space="preserve">. Заказчик действует в лице </w:t>
@@ -400,13 +495,13 @@
         <w:t xml:space="preserve">Массовая доля влаги в товаре — </w:t>
       </w:r>
       <w:r>
-        <w:t xml:space="preserve">не более 9 %</w:t>
+        <w:t xml:space="preserve">не более 16 %</w:t>
       </w:r>
       <w:r>
         <w:t xml:space="preserve">. Товар подлежит хранению </w:t>
       </w:r>
       <w:r>
-        <w:t xml:space="preserve">в течение 12 часов</w:t>
+        <w:t xml:space="preserve">в течение 24 часов</w:t>
       </w:r>
       <w:r>
         <w:t xml:space="preserve"> при температуре не выше +4 °C. Срок исковой давности по требованиям, вытекающим из Договора, составляет </w:t>
@@ -475,7 +570,7 @@
           </w:tcPr>
           <w:p>
             <w:r>
-              <w:t xml:space="preserve">0264674489</w:t>
+              <w:t xml:space="preserve">7612485210</w:t>
             </w:r>
           </w:p>
         </w:tc>
@@ -503,7 +598,7 @@
         <w:t xml:space="preserve">Полномочия подтверждаются свидетельством о рождении, выдано </w:t>
       </w:r>
       <w:r>
-        <w:t xml:space="preserve">20.04.2014</w:t>
+        <w:t xml:space="preserve">13.08.2021</w:t>
       </w:r>
       <w:r>
         <w:t xml:space="preserve"> отделом ЗАГС.</w:t>
@@ -532,7 +627,7 @@
           </w:tcPr>
           <w:p>
             <w:r>
-              <w:t xml:space="preserve">5</w:t>
+              <w:t xml:space="preserve">4</w:t>
             </w:r>
           </w:p>
         </w:tc>
@@ -582,7 +677,7 @@
         <w:t xml:space="preserve">3.1. Место исполнения обязательств: </w:t>
       </w:r>
       <w:r>
-        <w:t xml:space="preserve">143000, г. Одинцово, бул. Советская, д. 24, кв. 47</w:t>
+        <w:t xml:space="preserve">143000, г. Одинцово, проезд Ленина, д. 72, кв. 62</w:t>
       </w:r>
       <w:r>
         <w:t xml:space="preserve">.</w:t>
@@ -599,7 +694,7 @@
         <w:t xml:space="preserve"> по телефону </w:t>
       </w:r>
       <w:r>
-        <w:t xml:space="preserve">+7 (846) 473-15-81</w:t>
+        <w:t xml:space="preserve">+7 (495) 251-80-51</w:t>
       </w:r>
       <w:r>
         <w:t xml:space="preserve">.</w:t>
@@ -610,7 +705,111 @@
         <w:t xml:space="preserve">3.3. Срок исполнения обязательств — </w:t>
       </w:r>
       <w:r>
-        <w:t xml:space="preserve">в течение 3 (Трёх) месяцев с момента подписания акта</w:t>
+        <w:t xml:space="preserve">в течение 12 (Двенадцати) месяцев с момента подписания акта</w:t>
+      </w:r>
+      <w:r>
+        <w:t xml:space="preserve">.</w:t>
+      </w:r>
+    </w:p>
+    <w:p>
+      <w:r>
+        <w:t xml:space="preserve">3.4. </w:t>
+      </w:r>
+      <w:r>
+        <w:t xml:space="preserve">Работы выполняются за счёт средств бюджета по коду бюджетной классификации </w:t>
+      </w:r>
+      <w:r>
+        <w:t xml:space="preserve">18253997127044362747</w:t>
+      </w:r>
+      <w:r>
+        <w:t xml:space="preserve">. Показания счётчика снимаются по прибору с заводским номером </w:t>
+      </w:r>
+      <w:r>
+        <w:t xml:space="preserve">39846102043804316251</w:t>
+      </w:r>
+      <w:r>
+        <w:t xml:space="preserve">.</w:t>
+      </w:r>
+    </w:p>
+    <w:p>
+      <w:r>
+        <w:t xml:space="preserve">3.5. </w:t>
+      </w:r>
+      <w:r>
+        <w:t xml:space="preserve">Счёт на оплату выставляется с уникальным идентификатором начисления </w:t>
+      </w:r>
+      <w:r>
+        <w:t xml:space="preserve">18209069381358833737</w:t>
+      </w:r>
+      <w:r>
+        <w:t xml:space="preserve">. Счёт-проформа к настоящему Договору имеет номер </w:t>
+      </w:r>
+      <w:r>
+        <w:t xml:space="preserve">77261639729473438051</w:t>
+      </w:r>
+      <w:r>
+        <w:t xml:space="preserve">. Списание со счёта производится в очерёдности статьи 855 Гражданского кодекса Российской Федерации, код вида дохода </w:t>
+      </w:r>
+      <w:r>
+        <w:t xml:space="preserve">18210246301565568988</w:t>
+      </w:r>
+      <w:r>
+        <w:t xml:space="preserve">.</w:t>
+      </w:r>
+    </w:p>
+    <w:p>
+      <w:r>
+        <w:t xml:space="preserve">3.6. </w:t>
+      </w:r>
+      <w:r>
+        <w:t xml:space="preserve">ИНН у иностранного контрагента отсутствует, номер в торговом реестре — </w:t>
+      </w:r>
+      <w:r>
+        <w:t xml:space="preserve">4522142088</w:t>
+      </w:r>
+      <w:r>
+        <w:t xml:space="preserve">. ИНН приводится в приложении; номер спецификации — </w:t>
+      </w:r>
+      <w:r>
+        <w:t xml:space="preserve">8251415218</w:t>
+      </w:r>
+      <w:r>
+        <w:t xml:space="preserve">. ИНН присваивается в порядке статьи 84 Налогового кодекса Российской Федерации; номер решения о постановке на учёт — </w:t>
+      </w:r>
+      <w:r>
+        <w:t xml:space="preserve">6679036602</w:t>
+      </w:r>
+      <w:r>
+        <w:t xml:space="preserve">.</w:t>
+      </w:r>
+    </w:p>
+    <w:p>
+      <w:r>
+        <w:t xml:space="preserve">3.7. </w:t>
+      </w:r>
+      <w:r>
+        <w:t xml:space="preserve">Номер партии по системе прослеживаемости — </w:t>
+      </w:r>
+      <w:r>
+        <w:t xml:space="preserve">8189569315</w:t>
+      </w:r>
+      <w:r>
+        <w:t xml:space="preserve">. Содержание примеси не превышает </w:t>
+      </w:r>
+      <w:r>
+        <w:t xml:space="preserve">0,2 %</w:t>
+      </w:r>
+      <w:r>
+        <w:t xml:space="preserve">. Погрешность измерения прибора — не более </w:t>
+      </w:r>
+      <w:r>
+        <w:t xml:space="preserve">0,5 %</w:t>
+      </w:r>
+      <w:r>
+        <w:t xml:space="preserve">. Оборудованию присвоен заводской номер </w:t>
+      </w:r>
+      <w:r>
+        <w:t xml:space="preserve">3771640688</w:t>
       </w:r>
       <w:r>
         <w:t xml:space="preserve">.</w:t>
@@ -647,7 +846,7 @@
         <w:t xml:space="preserve">, но не более </w:t>
       </w:r>
       <w:r>
-        <w:t xml:space="preserve">18% от цены Договора</w:t>
+        <w:t xml:space="preserve">20% от цены Договора</w:t>
       </w:r>
       <w:r>
         <w:t xml:space="preserve">. Предельный размер ответственности: </w:t>
@@ -675,7 +874,7 @@
         <w:t xml:space="preserve">Сторона, для которой создалась невозможность исполнения, обязана уведомить другую Сторону. Срок уведомления — </w:t>
       </w:r>
       <w:r>
-        <w:t xml:space="preserve">в течение 20 дней с момента поступления денежных средств на расчетный счет</w:t>
+        <w:t xml:space="preserve">в течение 7 дней с момента поступления денежных средств на расчетный счет</w:t>
       </w:r>
       <w:r>
         <w:t xml:space="preserve">.</w:t>
@@ -689,7 +888,125 @@
         <w:t xml:space="preserve">Все споры и разногласия решаются путём переговоров. Претензионный порядок обязателен, срок ответа на претензию — </w:t>
       </w:r>
       <w:r>
-        <w:t xml:space="preserve">в течение тридцати календарных дней с момента заключения контракта</w:t>
+        <w:t xml:space="preserve">в течение трех календарных дней с момента заключения контракта</w:t>
+      </w:r>
+      <w:r>
+        <w:t xml:space="preserve">.</w:t>
+      </w:r>
+    </w:p>
+    <w:p>
+      <w:r>
+        <w:t xml:space="preserve">4.6. </w:t>
+      </w:r>
+      <w:r>
+        <w:t xml:space="preserve">ИНН физического лица не приводится; лицевой счёт — </w:t>
+      </w:r>
+      <w:r>
+        <w:t xml:space="preserve">226324833114</w:t>
+      </w:r>
+      <w:r>
+        <w:t xml:space="preserve">. ИНН указан в приложении; номенклатурный код позиции — </w:t>
+      </w:r>
+      <w:r>
+        <w:t xml:space="preserve">610264450969</w:t>
+      </w:r>
+      <w:r>
+        <w:t xml:space="preserve">. В силу статьи 86 Налогового кодекса Российской Федерации ИНН запрашивается налоговым органом; номер запроса — </w:t>
+      </w:r>
+      <w:r>
+        <w:t xml:space="preserve">986890244529</w:t>
+      </w:r>
+      <w:r>
+        <w:t xml:space="preserve">.</w:t>
+      </w:r>
+    </w:p>
+    <w:p>
+      <w:r>
+        <w:t xml:space="preserve">4.7. </w:t>
+      </w:r>
+      <w:r>
+        <w:t xml:space="preserve">Товарная накладная на партию имеет номер </w:t>
+      </w:r>
+      <w:r>
+        <w:t xml:space="preserve">788452643199</w:t>
+      </w:r>
+      <w:r>
+        <w:t xml:space="preserve">. Модуль учёта имеет заводской номер </w:t>
+      </w:r>
+      <w:r>
+        <w:t xml:space="preserve">486970911239</w:t>
+      </w:r>
+      <w:r>
+        <w:t xml:space="preserve">. Уклон монтируемой кровли составляет </w:t>
+      </w:r>
+      <w:r>
+        <w:t xml:space="preserve">8 %</w:t>
+      </w:r>
+      <w:r>
+        <w:t xml:space="preserve">.</w:t>
+      </w:r>
+    </w:p>
+    <w:p>
+      <w:r>
+        <w:t xml:space="preserve">4.8. </w:t>
+      </w:r>
+      <w:r>
+        <w:t xml:space="preserve">Законом установлена предельная доля иностранного участия — </w:t>
+      </w:r>
+      <w:r>
+        <w:t xml:space="preserve">20 %</w:t>
+      </w:r>
+      <w:r>
+        <w:t xml:space="preserve"> согласно Федеральному закону об иностранных инвестициях. Приложением № 3 установлена доля брака не более </w:t>
+      </w:r>
+      <w:r>
+        <w:t xml:space="preserve">3,9 %</w:t>
+      </w:r>
+      <w:r>
+        <w:t xml:space="preserve">.</w:t>
+      </w:r>
+    </w:p>
+    <w:p>
+      <w:r>
+        <w:t xml:space="preserve">4.9. </w:t>
+      </w:r>
+      <w:r>
+        <w:t xml:space="preserve">Изготовитель установил срок годности </w:t>
+      </w:r>
+      <w:r>
+        <w:t xml:space="preserve">в течение 12 месяцев</w:t>
+      </w:r>
+      <w:r>
+        <w:t xml:space="preserve"> с даты изготовления. Бетонная смесь выдерживается </w:t>
+      </w:r>
+      <w:r>
+        <w:t xml:space="preserve">в течение 48 часов</w:t>
+      </w:r>
+      <w:r>
+        <w:t xml:space="preserve"> при положительной температуре.</w:t>
+      </w:r>
+    </w:p>
+    <w:p>
+      <w:r>
+        <w:t xml:space="preserve">4.10. </w:t>
+      </w:r>
+      <w:r>
+        <w:t xml:space="preserve">Требования по качеству работ заявляются </w:t>
+      </w:r>
+      <w:r>
+        <w:t xml:space="preserve">в течение одного года</w:t>
+      </w:r>
+      <w:r>
+        <w:t xml:space="preserve">, как установлено статьёй 725 Гражданского кодекса Российской Федерации. Общество осуществляет деятельность </w:t>
+      </w:r>
+      <w:r>
+        <w:t xml:space="preserve">в течение 22 лет</w:t>
+      </w:r>
+      <w:r>
+        <w:t xml:space="preserve">. Отчётный период по Договору завершается </w:t>
+      </w:r>
+      <w:r>
+        <w:t xml:space="preserve">не позднее 24.05.2025</w:t>
       </w:r>
       <w:r>
         <w:t xml:space="preserve">.</w:t>
@@ -731,10 +1048,10 @@
         <w:rPr>
           <w:b/>
         </w:rPr>
-        <w:t xml:space="preserve">не позднее 04.01.20</w:t>
-      </w:r>
-      <w:r>
-        <w:t xml:space="preserve">26</w:t>
+        <w:t xml:space="preserve">не позднее 07.10.20</w:t>
+      </w:r>
+      <w:r>
+        <w:t xml:space="preserve">25</w:t>
       </w:r>
       <w:r>
         <w:t xml:space="preserve">.</w:t>
@@ -748,7 +1065,7 @@
         <w:rPr>
           <w:b/>
         </w:rPr>
-        <w:t xml:space="preserve">74/20</w:t>
+        <w:t xml:space="preserve">66/20</w:t>
       </w:r>
       <w:r>
         <w:t xml:space="preserve">23-Д</w:t>
@@ -762,7 +1079,7 @@
         <w:t xml:space="preserve">9.4. Контрольная запись: </w:t>
       </w:r>
       <w:r>
-        <w:t xml:space="preserve">722 0 02 рубля</w:t>
+        <w:t xml:space="preserve">1600 0 002 рубля</w:t>
       </w:r>
       <w:r>
         <w:t xml:space="preserve">.</w:t>
@@ -797,7 +1114,7 @@
       </w:r>
       <w:smartTag w:uri="urn:schemas-microsoft-com:office:smarttags" w:element="PersonName">
         <w:r>
-          <w:t xml:space="preserve">Сидоров Владимир Олегович</w:t>
+          <w:t xml:space="preserve">Лебедев Олег Владимирович</w:t>
         </w:r>
       </w:smartTag>
       <w:r>
@@ -852,7 +1169,7 @@
               <w:t xml:space="preserve">Юридический адрес: </w:t>
             </w:r>
             <w:r>
-              <w:t xml:space="preserve">143400, г. Красногорск, ш. Ленинградская, д. 80, кв. 98</w:t>
+              <w:t xml:space="preserve">190000, г. Санкт-Петербург, пер. Тверская, д. 10, кв. 103</w:t>
             </w:r>
           </w:p>
           <w:p>
@@ -860,7 +1177,7 @@
               <w:t xml:space="preserve">Почтовый адрес: </w:t>
             </w:r>
             <w:r>
-              <w:t xml:space="preserve">141300, г. Сергиев Посад, проезд Промышленная, д. 64, кв. 10</w:t>
+              <w:t xml:space="preserve">190000, г. Санкт-Петербург, ул. Баумана, д. 57, кв. 90</w:t>
             </w:r>
           </w:p>
           <w:p>
@@ -915,7 +1232,7 @@
               <w:t xml:space="preserve">Тел.: </w:t>
             </w:r>
             <w:r>
-              <w:t xml:space="preserve">+7 (846) 566-77-94</w:t>
+              <w:t xml:space="preserve">+7 (499) 889-27-45</w:t>
             </w:r>
           </w:p>
           <w:p>
@@ -923,7 +1240,7 @@
               <w:t xml:space="preserve">E-mail: </w:t>
             </w:r>
             <w:r>
-              <w:t xml:space="preserve">kiselev@mail.ru</w:t>
+              <w:t xml:space="preserve">kiselev@sibtrans.ru</w:t>
             </w:r>
           </w:p>
           <w:p/>
@@ -966,7 +1283,7 @@
               <w:t xml:space="preserve">Адрес регистрации: </w:t>
             </w:r>
             <w:r>
-              <w:t xml:space="preserve">420111, г. Казань, бул. Промышленная, д. 80, кв. 9</w:t>
+              <w:t xml:space="preserve">170100, г. Тверь, бул. Строителей, д. 61, кв. 38</w:t>
             </w:r>
           </w:p>
           <w:p>
@@ -1005,7 +1322,7 @@
               <w:t xml:space="preserve">Тел.: </w:t>
             </w:r>
             <w:r>
-              <w:t xml:space="preserve">+7 (843) 221-46-32</w:t>
+              <w:t xml:space="preserve">+7 (495) 599-74-68</w:t>
             </w:r>
           </w:p>
           <w:p>
@@ -1013,7 +1330,7 @@
               <w:t xml:space="preserve">E-mail: </w:t>
             </w:r>
             <w:r>
-              <w:t xml:space="preserve">sidorov@mail.ru</w:t>
+              <w:t xml:space="preserve">sidorov@corp-tehno.ru</w:t>
             </w:r>
           </w:p>
           <w:p/>

--- a/tests/corpus_v2/docs/cx_sale_0018.docx
+++ b/tests/corpus_v2/docs/cx_sale_0018.docx
@@ -1121,6 +1121,37 @@
         <w:t xml:space="preserve">.</w:t>
       </w:r>
     </w:p>
+    <w:p>
+      <w:r>
+        <w:rPr>
+          <w:b/>
+        </w:rPr>
+        <w:t xml:space="preserve">6. ОСОБЫЕ УСЛОВИЯ ОТДЕЛЬНЫХ ВИДОВ ДАННЫХ</w:t>
+      </w:r>
+    </w:p>
+    <w:p>
+      <w:r>
+        <w:t xml:space="preserve">6.1. Полномочия представителя подтверждены доверенностью, реестровый номер </w:t>
+      </w:r>
+      <w:r>
+        <w:t xml:space="preserve">23/5-н/23-2025-2-1104</w:t>
+      </w:r>
+      <w:r>
+        <w:t xml:space="preserve">.</w:t>
+      </w:r>
+    </w:p>
+    <w:p>
+      <w:r>
+        <w:t xml:space="preserve">6.2. Для сопоставления в учёте указывается: </w:t>
+      </w:r>
+      <w:r>
+        <w:t xml:space="preserve">ГОСТ Р 52044-2003</w:t>
+      </w:r>
+      <w:r>
+        <w:t xml:space="preserve">.</w:t>
+      </w:r>
+    </w:p>
+    <w:p/>
     <w:p>
       <w:r>
         <w:rPr>

--- a/tests/corpus_v2/docs/cx_sale_0018.docx
+++ b/tests/corpus_v2/docs/cx_sale_0018.docx
@@ -1131,21 +1131,87 @@
     </w:p>
     <w:p>
       <w:r>
-        <w:t xml:space="preserve">6.1. Полномочия представителя подтверждены доверенностью, реестровый номер </w:t>
-      </w:r>
-      <w:r>
-        <w:t xml:space="preserve">23/5-н/23-2025-2-1104</w:t>
-      </w:r>
-      <w:r>
-        <w:t xml:space="preserve">.</w:t>
-      </w:r>
-    </w:p>
-    <w:p>
-      <w:r>
-        <w:t xml:space="preserve">6.2. Для сопоставления в учёте указывается: </w:t>
-      </w:r>
-      <w:r>
-        <w:t xml:space="preserve">ГОСТ Р 52044-2003</w:t>
+        <w:t xml:space="preserve">6.1. Работы выполняются на основании ранее заключённого Договора № </w:t>
+      </w:r>
+      <w:r>
+        <w:t xml:space="preserve">01Ф-00034/16-124Д</w:t>
+      </w:r>
+      <w:r>
+        <w:t xml:space="preserve"> между теми же сторонами.</w:t>
+      </w:r>
+    </w:p>
+    <w:p>
+      <w:r>
+        <w:t xml:space="preserve">6.2. Первичные документы: </w:t>
+      </w:r>
+      <w:r>
+        <w:t xml:space="preserve">как указано в пункте 4.2 настоящего Договора</w:t>
+      </w:r>
+      <w:r>
+        <w:t xml:space="preserve">.</w:t>
+      </w:r>
+    </w:p>
+    <w:p>
+      <w:r>
+        <w:t xml:space="preserve">6.3. Запись о лицензии внесена в реестр за регистрационным номером </w:t>
+      </w:r>
+      <w:r>
+        <w:t xml:space="preserve">268530417</w:t>
+      </w:r>
+      <w:r>
+        <w:t xml:space="preserve">.</w:t>
+      </w:r>
+    </w:p>
+    <w:p>
+      <w:r>
+        <w:t xml:space="preserve">6.4. Внутренний учёт ведётся отдельно: </w:t>
+      </w:r>
+      <w:r>
+        <w:t xml:space="preserve">инвентарный номер 123456789</w:t>
+      </w:r>
+      <w:r>
+        <w:t xml:space="preserve">.</w:t>
+      </w:r>
+    </w:p>
+    <w:p>
+      <w:r>
+        <w:t xml:space="preserve">6.5. Полномочия представителя подтверждены доверенностью, реестровый номер </w:t>
+      </w:r>
+      <w:r>
+        <w:t xml:space="preserve">16/89-н/16-2024-3-215</w:t>
+      </w:r>
+      <w:r>
+        <w:t xml:space="preserve">.</w:t>
+      </w:r>
+    </w:p>
+    <w:p>
+      <w:r>
+        <w:t xml:space="preserve">6.6. Для сопоставления в учёте указывается: </w:t>
+      </w:r>
+      <w:r>
+        <w:t xml:space="preserve">срок действия 12/2024-06/2025</w:t>
+      </w:r>
+      <w:r>
+        <w:t xml:space="preserve">.</w:t>
+      </w:r>
+    </w:p>
+    <w:p>
+      <w:r>
+        <w:t xml:space="preserve">6.7. Решение принято большинством в </w:t>
+      </w:r>
+      <w:r>
+        <w:t xml:space="preserve">75 % голосов</w:t>
+      </w:r>
+      <w:r>
+        <w:t xml:space="preserve"> от общего числа голосов членов совета директоров.</w:t>
+      </w:r>
+    </w:p>
+    <w:p>
+      <w:r>
+        <w:t xml:space="preserve">6.8. Кворум определяется уставом: </w:t>
+      </w:r>
+      <w:r>
+        <w:t xml:space="preserve">доля брака не превышает 1 % партии</w:t>
       </w:r>
       <w:r>
         <w:t xml:space="preserve">.</w:t>

--- a/tests/corpus_v2/docs/cx_sale_0018.docx
+++ b/tests/corpus_v2/docs/cx_sale_0018.docx
@@ -1131,10 +1131,32 @@
     </w:p>
     <w:p>
       <w:r>
-        <w:t xml:space="preserve">6.1. Работы выполняются на основании ранее заключённого Договора № </w:t>
-      </w:r>
-      <w:r>
-        <w:t xml:space="preserve">01Ф-00034/16-124Д</w:t>
+        <w:t xml:space="preserve">6.1. Стороны ранее заключили </w:t>
+      </w:r>
+      <w:r>
+        <w:t xml:space="preserve">договор уступки права требования</w:t>
+      </w:r>
+      <w:r>
+        <w:t xml:space="preserve"> на сопоставимых условиях.</w:t>
+      </w:r>
+    </w:p>
+    <w:p>
+      <w:r>
+        <w:t xml:space="preserve">6.2. Прочие условия: </w:t>
+      </w:r>
+      <w:r>
+        <w:t xml:space="preserve">реквизиты первичных документов приведены в приложении</w:t>
+      </w:r>
+      <w:r>
+        <w:t xml:space="preserve">.</w:t>
+      </w:r>
+    </w:p>
+    <w:p>
+      <w:r>
+        <w:t xml:space="preserve">6.3. Работы выполняются на основании ранее заключённого Договора № </w:t>
+      </w:r>
+      <w:r>
+        <w:t xml:space="preserve">СУБ-44/2023</w:t>
       </w:r>
       <w:r>
         <w:t xml:space="preserve"> между теми же сторонами.</w:t>
@@ -1142,29 +1164,73 @@
     </w:p>
     <w:p>
       <w:r>
-        <w:t xml:space="preserve">6.2. Первичные документы: </w:t>
-      </w:r>
-      <w:r>
-        <w:t xml:space="preserve">как указано в пункте 4.2 настоящего Договора</w:t>
-      </w:r>
-      <w:r>
-        <w:t xml:space="preserve">.</w:t>
-      </w:r>
-    </w:p>
-    <w:p>
-      <w:r>
-        <w:t xml:space="preserve">6.3. Запись о лицензии внесена в реестр за регистрационным номером </w:t>
-      </w:r>
-      <w:r>
-        <w:t xml:space="preserve">268530417</w:t>
-      </w:r>
-      <w:r>
-        <w:t xml:space="preserve">.</w:t>
-      </w:r>
-    </w:p>
-    <w:p>
-      <w:r>
-        <w:t xml:space="preserve">6.4. Внутренний учёт ведётся отдельно: </w:t>
+        <w:t xml:space="preserve">6.4. Первичные документы: </w:t>
+      </w:r>
+      <w:r>
+        <w:t xml:space="preserve">счёт-фактура выставлена без ссылки на номер</w:t>
+      </w:r>
+      <w:r>
+        <w:t xml:space="preserve">.</w:t>
+      </w:r>
+    </w:p>
+    <w:p>
+      <w:r>
+        <w:t xml:space="preserve">6.5. Паспорт гражданина Российской Федерации выдан </w:t>
+      </w:r>
+      <w:r>
+        <w:t xml:space="preserve">ОУФМС России по Тверской области в Заволжском р-не</w:t>
+      </w:r>
+      <w:r>
+        <w:t xml:space="preserve">, паспорт предъявлен при подписании.</w:t>
+      </w:r>
+    </w:p>
+    <w:p>
+      <w:r>
+        <w:t xml:space="preserve">6.6. Сопутствующие сведения: </w:t>
+      </w:r>
+      <w:r>
+        <w:t xml:space="preserve">паспорт выдан, реквизиты приведены в приложении</w:t>
+      </w:r>
+      <w:r>
+        <w:t xml:space="preserve">.</w:t>
+      </w:r>
+    </w:p>
+    <w:p>
+      <w:r>
+        <w:t xml:space="preserve">6.7. Запись о государственной регистрации внесена регистрирующим органом: </w:t>
+      </w:r>
+      <w:r>
+        <w:t xml:space="preserve">Межрайонная ИФНС России № 46 по г. Москве</w:t>
+      </w:r>
+      <w:r>
+        <w:t xml:space="preserve">.</w:t>
+      </w:r>
+    </w:p>
+    <w:p>
+      <w:r>
+        <w:t xml:space="preserve">6.8. Общие сведения о регистрации: </w:t>
+      </w:r>
+      <w:r>
+        <w:t xml:space="preserve">сведения о юридическом лице содержатся в ЕГРЮЛ</w:t>
+      </w:r>
+      <w:r>
+        <w:t xml:space="preserve">.</w:t>
+      </w:r>
+    </w:p>
+    <w:p>
+      <w:r>
+        <w:t xml:space="preserve">6.9. Запись о лицензии внесена в реестр за регистрационным номером </w:t>
+      </w:r>
+      <w:r>
+        <w:t xml:space="preserve">509118266</w:t>
+      </w:r>
+      <w:r>
+        <w:t xml:space="preserve">.</w:t>
+      </w:r>
+    </w:p>
+    <w:p>
+      <w:r>
+        <w:t xml:space="preserve">6.10. Внутренний учёт ведётся отдельно: </w:t>
       </w:r>
       <w:r>
         <w:t xml:space="preserve">инвентарный номер 123456789</w:t>
@@ -1175,32 +1241,32 @@
     </w:p>
     <w:p>
       <w:r>
-        <w:t xml:space="preserve">6.5. Полномочия представителя подтверждены доверенностью, реестровый номер </w:t>
-      </w:r>
-      <w:r>
-        <w:t xml:space="preserve">16/89-н/16-2024-3-215</w:t>
-      </w:r>
-      <w:r>
-        <w:t xml:space="preserve">.</w:t>
-      </w:r>
-    </w:p>
-    <w:p>
-      <w:r>
-        <w:t xml:space="preserve">6.6. Для сопоставления в учёте указывается: </w:t>
-      </w:r>
-      <w:r>
-        <w:t xml:space="preserve">срок действия 12/2024-06/2025</w:t>
-      </w:r>
-      <w:r>
-        <w:t xml:space="preserve">.</w:t>
-      </w:r>
-    </w:p>
-    <w:p>
-      <w:r>
-        <w:t xml:space="preserve">6.7. Решение принято большинством в </w:t>
-      </w:r>
-      <w:r>
-        <w:t xml:space="preserve">75 % голосов</w:t>
+        <w:t xml:space="preserve">6.11. Полномочия представителя подтверждены доверенностью, реестровый номер </w:t>
+      </w:r>
+      <w:r>
+        <w:t xml:space="preserve">23/5-н/23-2025-2-1104</w:t>
+      </w:r>
+      <w:r>
+        <w:t xml:space="preserve">.</w:t>
+      </w:r>
+    </w:p>
+    <w:p>
+      <w:r>
+        <w:t xml:space="preserve">6.12. Для сопоставления в учёте указывается: </w:t>
+      </w:r>
+      <w:r>
+        <w:t xml:space="preserve">пп. 4/5-1 и 7/2-3 Правил страхования</w:t>
+      </w:r>
+      <w:r>
+        <w:t xml:space="preserve">.</w:t>
+      </w:r>
+    </w:p>
+    <w:p>
+      <w:r>
+        <w:t xml:space="preserve">6.13. Решение принято большинством в </w:t>
+      </w:r>
+      <w:r>
+        <w:t xml:space="preserve">51 % акций</w:t>
       </w:r>
       <w:r>
         <w:t xml:space="preserve"> от общего числа голосов членов совета директоров.</w:t>
@@ -1208,7 +1274,7 @@
     </w:p>
     <w:p>
       <w:r>
-        <w:t xml:space="preserve">6.8. Кворум определяется уставом: </w:t>
+        <w:t xml:space="preserve">6.14. Кворум определяется уставом: </w:t>
       </w:r>
       <w:r>
         <w:t xml:space="preserve">доля брака не превышает 1 % партии</w:t>
